--- a/Corvus_installation_instructions.docx
+++ b/Corvus_installation_instructions.docx
@@ -7,41 +7,45 @@
         <w:rPr>
           <w:b/>
           <w:bCs/>
+          <w:sz w:val="40"/>
+          <w:szCs w:val="40"/>
+        </w:rPr>
+      </w:pPr>
+      <w:r>
+        <w:rPr>
+          <w:b/>
+          <w:bCs/>
+          <w:sz w:val="40"/>
+          <w:szCs w:val="40"/>
+        </w:rPr>
+        <w:t>Corvus installation instructions</w:t>
+      </w:r>
+    </w:p>
+    <w:p>
+      <w:pPr>
+        <w:rPr>
+          <w:b/>
+          <w:bCs/>
           <w:sz w:val="32"/>
           <w:szCs w:val="32"/>
         </w:rPr>
       </w:pPr>
-      <w:r>
+    </w:p>
+    <w:p>
+      <w:pPr>
         <w:rPr>
           <w:b/>
           <w:bCs/>
           <w:sz w:val="32"/>
           <w:szCs w:val="32"/>
         </w:rPr>
-        <w:t>Corvus installation instructions</w:t>
-      </w:r>
-    </w:p>
-    <w:p>
-      <w:pPr>
+      </w:pPr>
+      <w:r>
         <w:rPr>
           <w:b/>
           <w:bCs/>
           <w:sz w:val="32"/>
           <w:szCs w:val="32"/>
-        </w:rPr>
-      </w:pPr>
-    </w:p>
-    <w:p>
-      <w:pPr>
-        <w:rPr>
-          <w:b/>
-          <w:bCs/>
-        </w:rPr>
-      </w:pPr>
-      <w:r>
-        <w:rPr>
-          <w:b/>
-          <w:bCs/>
         </w:rPr>
         <w:t xml:space="preserve">Requirements: </w:t>
       </w:r>
@@ -93,80 +97,15 @@
           <w:b/>
           <w:bCs/>
         </w:rPr>
-        <w:t xml:space="preserve">Python: </w:t>
-      </w:r>
-      <w:hyperlink r:id="rId6" w:history="1">
-        <w:r>
-          <w:rPr>
-            <w:rStyle w:val="Hyperlink"/>
-            <w:b/>
-            <w:bCs/>
-          </w:rPr>
-          <w:t>https://www.python.org/downloads/</w:t>
-        </w:r>
-      </w:hyperlink>
-    </w:p>
-    <w:p>
-      <w:pPr>
-        <w:ind w:left="360"/>
-        <w:rPr>
-          <w:b/>
-          <w:bCs/>
-        </w:rPr>
-      </w:pPr>
-    </w:p>
-    <w:p>
-      <w:pPr>
-        <w:rPr>
-          <w:b/>
-          <w:bCs/>
-        </w:rPr>
-      </w:pPr>
-      <w:r>
-        <w:rPr>
-          <w:b/>
-          <w:bCs/>
-        </w:rPr>
-        <w:t xml:space="preserve">Warning: This installation is </w:t>
-      </w:r>
-      <w:proofErr w:type="gramStart"/>
-      <w:r>
-        <w:rPr>
-          <w:b/>
-          <w:bCs/>
-        </w:rPr>
-        <w:t>fairly large</w:t>
-      </w:r>
-      <w:proofErr w:type="gramEnd"/>
-      <w:r>
-        <w:rPr>
-          <w:b/>
-          <w:bCs/>
-        </w:rPr>
-        <w:t xml:space="preserve"> due to the use of </w:t>
-      </w:r>
-      <w:proofErr w:type="spellStart"/>
-      <w:r>
-        <w:rPr>
-          <w:b/>
-          <w:bCs/>
-        </w:rPr>
-        <w:t>pymatgen</w:t>
-      </w:r>
-      <w:proofErr w:type="spellEnd"/>
-      <w:r>
-        <w:rPr>
-          <w:b/>
-          <w:bCs/>
-        </w:rPr>
-        <w:t>. It can take a while to download and install everything.</w:t>
-      </w:r>
-      <w:r>
-        <w:rPr>
-          <w:b/>
-          <w:bCs/>
-        </w:rPr>
-        <w:t xml:space="preserve"> Expect 10 to 20 minutes for the installation process to complete.</w:t>
+        <w:t>Python:</w:t>
+      </w:r>
+      <w:r>
+        <w:rPr>
+          <w:b/>
+          <w:bCs/>
+        </w:rPr>
+        <w:br/>
+        <w:t>Two alternatives:</w:t>
       </w:r>
       <w:r>
         <w:rPr>
@@ -180,166 +119,35 @@
           <w:b/>
           <w:bCs/>
         </w:rPr>
-        <w:br/>
-      </w:r>
-      <w:r>
-        <w:rPr>
-          <w:b/>
-          <w:bCs/>
-        </w:rPr>
-        <w:br/>
-      </w:r>
-      <w:r>
-        <w:rPr>
-          <w:b/>
-          <w:bCs/>
-        </w:rPr>
-        <w:t xml:space="preserve">Note: The following download instructions will make a </w:t>
-      </w:r>
-      <w:proofErr w:type="spellStart"/>
-      <w:r>
-        <w:rPr>
-          <w:b/>
-          <w:bCs/>
-        </w:rPr>
-        <w:t>venv</w:t>
-      </w:r>
-      <w:proofErr w:type="spellEnd"/>
-      <w:r>
-        <w:rPr>
-          <w:b/>
-          <w:bCs/>
-        </w:rPr>
-        <w:t xml:space="preserve"> python environment in your home directory, i.e., </w:t>
-      </w:r>
-    </w:p>
-    <w:p>
-      <w:pPr>
-        <w:rPr>
-          <w:b/>
-          <w:bCs/>
-        </w:rPr>
-      </w:pPr>
-      <w:proofErr w:type="spellStart"/>
-      <w:r>
-        <w:t>your_home</w:t>
-      </w:r>
-      <w:proofErr w:type="spellEnd"/>
-      <w:proofErr w:type="gramStart"/>
-      <w:r>
-        <w:t>/.</w:t>
-      </w:r>
-      <w:proofErr w:type="spellStart"/>
-      <w:r>
-        <w:t>venv</w:t>
-      </w:r>
-      <w:proofErr w:type="spellEnd"/>
-      <w:proofErr w:type="gramEnd"/>
-      <w:r>
-        <w:t>/Corvus</w:t>
-      </w:r>
-      <w:r>
-        <w:br/>
-      </w:r>
-      <w:r>
-        <w:br/>
-      </w:r>
-      <w:r>
-        <w:rPr>
-          <w:b/>
-          <w:bCs/>
-        </w:rPr>
-        <w:t xml:space="preserve">and install </w:t>
-      </w:r>
-      <w:proofErr w:type="spellStart"/>
-      <w:r>
-        <w:rPr>
-          <w:b/>
-          <w:bCs/>
-        </w:rPr>
-        <w:t>corvus</w:t>
-      </w:r>
-      <w:proofErr w:type="spellEnd"/>
-      <w:r>
-        <w:rPr>
-          <w:b/>
-          <w:bCs/>
-        </w:rPr>
-        <w:t xml:space="preserve"> in that directory.</w:t>
-      </w:r>
-      <w:r>
-        <w:rPr>
-          <w:b/>
-          <w:bCs/>
-        </w:rPr>
-        <w:t xml:space="preserve"> If you do not want to use a </w:t>
-      </w:r>
-      <w:proofErr w:type="spellStart"/>
-      <w:r>
-        <w:rPr>
-          <w:b/>
-          <w:bCs/>
-        </w:rPr>
-        <w:t>venv</w:t>
-      </w:r>
-      <w:proofErr w:type="spellEnd"/>
-      <w:r>
-        <w:rPr>
-          <w:b/>
-          <w:bCs/>
-        </w:rPr>
-        <w:t xml:space="preserve"> environment (for example if you use anaconda) you should perform a manual install as detailed below. </w:t>
-      </w:r>
-    </w:p>
-    <w:p>
-      <w:pPr>
-        <w:rPr>
-          <w:b/>
-          <w:bCs/>
-        </w:rPr>
-      </w:pPr>
-    </w:p>
-    <w:p>
-      <w:pPr>
-        <w:rPr>
-          <w:b/>
-          <w:bCs/>
-        </w:rPr>
-      </w:pPr>
-      <w:r>
-        <w:rPr>
-          <w:b/>
-          <w:bCs/>
-        </w:rPr>
-        <w:t>Windows:</w:t>
+        <w:t xml:space="preserve"> </w:t>
       </w:r>
     </w:p>
     <w:p>
       <w:pPr>
         <w:pStyle w:val="ListParagraph"/>
         <w:numPr>
-          <w:ilvl w:val="0"/>
-          <w:numId w:val="5"/>
+          <w:ilvl w:val="1"/>
+          <w:numId w:val="2"/>
         </w:numPr>
         <w:rPr>
           <w:b/>
           <w:bCs/>
         </w:rPr>
       </w:pPr>
-      <w:r>
-        <w:rPr>
-          <w:b/>
-          <w:bCs/>
-        </w:rPr>
-        <w:t xml:space="preserve">Download the latest release version of </w:t>
-      </w:r>
       <w:proofErr w:type="spellStart"/>
       <w:r>
         <w:rPr>
           <w:b/>
           <w:bCs/>
         </w:rPr>
-        <w:t>corvus</w:t>
+        <w:t>M</w:t>
+      </w:r>
+      <w:r>
+        <w:rPr>
+          <w:b/>
+          <w:bCs/>
+        </w:rPr>
+        <w:t>iniconda</w:t>
       </w:r>
       <w:proofErr w:type="spellEnd"/>
       <w:r>
@@ -347,6 +155,13 @@
           <w:b/>
           <w:bCs/>
         </w:rPr>
+        <w:t xml:space="preserve"> (preferred for windows)</w:t>
+      </w:r>
+      <w:r>
+        <w:rPr>
+          <w:b/>
+          <w:bCs/>
+        </w:rPr>
         <w:t xml:space="preserve">: </w:t>
       </w:r>
       <w:r>
@@ -354,25 +169,63 @@
           <w:b/>
           <w:bCs/>
         </w:rPr>
-        <w:br/>
-      </w:r>
-      <w:hyperlink r:id="rId7" w:history="1">
-        <w:r>
-          <w:rPr>
-            <w:rStyle w:val="Hyperlink"/>
-            <w:b/>
-            <w:bCs/>
-          </w:rPr>
-          <w:t>https://github.com/times-software/corvus/releases/latest</w:t>
-        </w:r>
-      </w:hyperlink>
+        <w:t>https://www.anaconda.com/download</w:t>
+      </w:r>
+    </w:p>
+    <w:p>
+      <w:pPr>
+        <w:pStyle w:val="ListParagraph"/>
+        <w:ind w:left="1440"/>
+        <w:rPr>
+          <w:b/>
+          <w:bCs/>
+        </w:rPr>
+      </w:pPr>
+      <w:r>
+        <w:rPr>
+          <w:b/>
+          <w:bCs/>
+        </w:rPr>
+        <w:t xml:space="preserve">This version of python will allow you to continue without administrative privileges, even on Windows. </w:t>
+      </w:r>
+      <w:r>
+        <w:rPr>
+          <w:b/>
+          <w:bCs/>
+        </w:rPr>
+        <w:br/>
+        <w:t>Note: anaconda (</w:t>
+      </w:r>
+      <w:proofErr w:type="spellStart"/>
+      <w:r>
+        <w:rPr>
+          <w:b/>
+          <w:bCs/>
+        </w:rPr>
+        <w:t>miniconda</w:t>
+      </w:r>
+      <w:proofErr w:type="spellEnd"/>
+      <w:r>
+        <w:rPr>
+          <w:b/>
+          <w:bCs/>
+        </w:rPr>
+        <w:t>) sometimes has problems if it is installed in a directory that contains spaces, so if your home directory has spaces, you might choose a different directory to install in.</w:t>
+      </w:r>
+      <w:r>
+        <w:rPr>
+          <w:b/>
+          <w:bCs/>
+        </w:rPr>
+        <w:br/>
+      </w:r>
     </w:p>
     <w:p>
       <w:pPr>
         <w:pStyle w:val="ListParagraph"/>
         <w:numPr>
-          <w:ilvl w:val="0"/>
-          <w:numId w:val="5"/>
+          <w:ilvl w:val="1"/>
+          <w:numId w:val="2"/>
         </w:numPr>
         <w:rPr>
           <w:b/>
@@ -383,54 +236,33 @@
         <w:rPr>
           <w:b/>
           <w:bCs/>
-        </w:rPr>
-        <w:t>Unzip the archive.</w:t>
-      </w:r>
-    </w:p>
-    <w:p>
-      <w:pPr>
-        <w:pStyle w:val="ListParagraph"/>
-        <w:numPr>
-          <w:ilvl w:val="0"/>
-          <w:numId w:val="5"/>
-        </w:numPr>
-        <w:rPr>
-          <w:b/>
-          <w:bCs/>
-        </w:rPr>
-      </w:pPr>
-      <w:r>
-        <w:rPr>
-          <w:b/>
-          <w:bCs/>
           <w:noProof/>
         </w:rPr>
-        <w:lastRenderedPageBreak/>
         <mc:AlternateContent>
           <mc:Choice Requires="wpi">
             <w:drawing>
-              <wp:anchor distT="0" distB="0" distL="114300" distR="114300" simplePos="0" relativeHeight="251659264" behindDoc="0" locked="0" layoutInCell="1" allowOverlap="1" wp14:anchorId="1BC5EA35" wp14:editId="12B6A409">
+              <wp:anchor distT="0" distB="0" distL="114300" distR="114300" simplePos="0" relativeHeight="251661312" behindDoc="0" locked="0" layoutInCell="1" allowOverlap="1" wp14:anchorId="6BA403EF" wp14:editId="620EACD0">
                 <wp:simplePos x="0" y="0"/>
                 <wp:positionH relativeFrom="column">
-                  <wp:posOffset>1642370</wp:posOffset>
+                  <wp:posOffset>2207210</wp:posOffset>
                 </wp:positionH>
                 <wp:positionV relativeFrom="paragraph">
-                  <wp:posOffset>799828</wp:posOffset>
+                  <wp:posOffset>3590208</wp:posOffset>
                 </wp:positionV>
-                <wp:extent cx="1755360" cy="590040"/>
-                <wp:effectExtent l="38100" t="38100" r="22860" b="45085"/>
+                <wp:extent cx="1324800" cy="436680"/>
+                <wp:effectExtent l="38100" t="38100" r="21590" b="33655"/>
                 <wp:wrapNone/>
-                <wp:docPr id="161571975" name="Ink 2"/>
+                <wp:docPr id="2115921515" name="Ink 4"/>
                 <wp:cNvGraphicFramePr/>
                 <a:graphic xmlns:a="http://schemas.openxmlformats.org/drawingml/2006/main">
                   <a:graphicData uri="http://schemas.microsoft.com/office/word/2010/wordprocessingInk">
-                    <w14:contentPart bwMode="auto" r:id="rId8">
+                    <w14:contentPart bwMode="auto" r:id="rId6">
                       <w14:nvContentPartPr>
                         <w14:cNvContentPartPr/>
                       </w14:nvContentPartPr>
                       <w14:xfrm>
                         <a:off x="0" y="0"/>
-                        <a:ext cx="1755360" cy="590040"/>
+                        <a:ext cx="1324800" cy="436680"/>
                       </w14:xfrm>
                     </w14:contentPart>
                   </a:graphicData>
@@ -440,7 +272,7 @@
           </mc:Choice>
           <mc:Fallback>
             <w:pict>
-              <v:shapetype w14:anchorId="0C196E29" id="_x0000_t75" coordsize="21600,21600" o:spt="75" o:preferrelative="t" path="m@4@5l@4@11@9@11@9@5xe" filled="f" stroked="f">
+              <v:shapetype w14:anchorId="18344D4D" id="_x0000_t75" coordsize="21600,21600" o:spt="75" o:preferrelative="t" path="m@4@5l@4@11@9@11@9@5xe" filled="f" stroked="f">
                 <v:stroke joinstyle="miter"/>
                 <v:formulas>
                   <v:f eqn="if lineDrawn pixelLineWidth 0"/>
@@ -459,19 +291,36 @@
                 <v:path o:extrusionok="f" gradientshapeok="t" o:connecttype="rect"/>
                 <o:lock v:ext="edit" aspectratio="t"/>
               </v:shapetype>
-              <v:shape id="Ink 2" o:spid="_x0000_s1026" type="#_x0000_t75" style="position:absolute;margin-left:128.8pt;margin-top:62.5pt;width:139.2pt;height:47.4pt;z-index:251659264;visibility:visible;mso-wrap-style:square;mso-wrap-distance-left:9pt;mso-wrap-distance-top:0;mso-wrap-distance-right:9pt;mso-wrap-distance-bottom:0;mso-position-horizontal:absolute;mso-position-horizontal-relative:text;mso-position-vertical:absolute;mso-position-vertical-relative:text" o:gfxdata="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">
-                <v:imagedata r:id="rId9" o:title=""/>
+              <v:shape id="Ink 4" o:spid="_x0000_s1026" type="#_x0000_t75" style="position:absolute;margin-left:173.3pt;margin-top:282.2pt;width:105.3pt;height:35.4pt;z-index:251661312;visibility:visible;mso-wrap-style:square;mso-wrap-distance-left:9pt;mso-wrap-distance-top:0;mso-wrap-distance-right:9pt;mso-wrap-distance-bottom:0;mso-position-horizontal:absolute;mso-position-horizontal-relative:text;mso-position-vertical:absolute;mso-position-vertical-relative:text" o:gfxdata="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">
+                <v:imagedata r:id="rId7" o:title=""/>
               </v:shape>
             </w:pict>
           </mc:Fallback>
         </mc:AlternateContent>
       </w:r>
-      <w:r>
-        <w:rPr>
-          <w:b/>
-          <w:bCs/>
-        </w:rPr>
-        <w:t xml:space="preserve">Open a </w:t>
+      <w:hyperlink r:id="rId8" w:history="1">
+        <w:r>
+          <w:rPr>
+            <w:rStyle w:val="Hyperlink"/>
+            <w:b/>
+            <w:bCs/>
+          </w:rPr>
+          <w:t>https://www.python.org/downloads/</w:t>
+        </w:r>
+      </w:hyperlink>
+      <w:r>
+        <w:rPr>
+          <w:b/>
+          <w:bCs/>
+        </w:rPr>
+        <w:br/>
+      </w:r>
+      <w:r>
+        <w:rPr>
+          <w:b/>
+          <w:bCs/>
+        </w:rPr>
+        <w:t xml:space="preserve">IMPORTANT: Make sure python is in your path before attempting to install </w:t>
       </w:r>
       <w:proofErr w:type="spellStart"/>
       <w:r>
@@ -479,6 +328,687 @@
           <w:b/>
           <w:bCs/>
         </w:rPr>
+        <w:t>corvus</w:t>
+      </w:r>
+      <w:proofErr w:type="spellEnd"/>
+      <w:r>
+        <w:rPr>
+          <w:b/>
+          <w:bCs/>
+        </w:rPr>
+        <w:t xml:space="preserve">! </w:t>
+      </w:r>
+      <w:proofErr w:type="gramStart"/>
+      <w:r>
+        <w:rPr>
+          <w:b/>
+          <w:bCs/>
+        </w:rPr>
+        <w:t>In order to</w:t>
+      </w:r>
+      <w:proofErr w:type="gramEnd"/>
+      <w:r>
+        <w:rPr>
+          <w:b/>
+          <w:bCs/>
+        </w:rPr>
+        <w:t xml:space="preserve"> do that with the above python installer and Windows, make sur the “Add python.exe to PATH” button is selected on the first screen after starting the installer.</w:t>
+      </w:r>
+      <w:r>
+        <w:drawing>
+          <wp:inline distT="0" distB="0" distL="0" distR="0" wp14:anchorId="37293F47" wp14:editId="308C9295">
+            <wp:extent cx="4685153" cy="2889678"/>
+            <wp:effectExtent l="0" t="0" r="1270" b="6350"/>
+            <wp:docPr id="1671840675" name="Picture 1" descr="A screen shot of a computer&#10;&#10;AI-generated content may be incorrect."/>
+            <wp:cNvGraphicFramePr>
+              <a:graphicFrameLocks xmlns:a="http://schemas.openxmlformats.org/drawingml/2006/main" noChangeAspect="1"/>
+            </wp:cNvGraphicFramePr>
+            <a:graphic xmlns:a="http://schemas.openxmlformats.org/drawingml/2006/main">
+              <a:graphicData uri="http://schemas.openxmlformats.org/drawingml/2006/picture">
+                <pic:pic xmlns:pic="http://schemas.openxmlformats.org/drawingml/2006/picture">
+                  <pic:nvPicPr>
+                    <pic:cNvPr id="1671840675" name="Picture 1" descr="A screen shot of a computer&#10;&#10;AI-generated content may be incorrect."/>
+                    <pic:cNvPicPr/>
+                  </pic:nvPicPr>
+                  <pic:blipFill>
+                    <a:blip r:embed="rId9"/>
+                    <a:stretch>
+                      <a:fillRect/>
+                    </a:stretch>
+                  </pic:blipFill>
+                  <pic:spPr>
+                    <a:xfrm>
+                      <a:off x="0" y="0"/>
+                      <a:ext cx="4714458" cy="2907753"/>
+                    </a:xfrm>
+                    <a:prstGeom prst="rect">
+                      <a:avLst/>
+                    </a:prstGeom>
+                  </pic:spPr>
+                </pic:pic>
+              </a:graphicData>
+            </a:graphic>
+          </wp:inline>
+        </w:drawing>
+      </w:r>
+      <w:r>
+        <w:rPr>
+          <w:b/>
+          <w:bCs/>
+        </w:rPr>
+        <w:br/>
+      </w:r>
+    </w:p>
+    <w:p>
+      <w:pPr>
+        <w:pStyle w:val="ListParagraph"/>
+        <w:numPr>
+          <w:ilvl w:val="2"/>
+          <w:numId w:val="2"/>
+        </w:numPr>
+        <w:rPr>
+          <w:b/>
+          <w:bCs/>
+        </w:rPr>
+      </w:pPr>
+      <w:r>
+        <w:rPr>
+          <w:b/>
+          <w:bCs/>
+        </w:rPr>
+        <w:t xml:space="preserve">The above python requires </w:t>
+      </w:r>
+      <w:r>
+        <w:rPr>
+          <w:b/>
+          <w:bCs/>
+        </w:rPr>
+        <w:t>Microsoft visual C++ build tools 14.0</w:t>
+      </w:r>
+      <w:r>
+        <w:rPr>
+          <w:b/>
+          <w:bCs/>
+        </w:rPr>
+        <w:t xml:space="preserve">: </w:t>
+      </w:r>
+      <w:hyperlink r:id="rId10" w:history="1">
+        <w:r>
+          <w:rPr>
+            <w:rStyle w:val="Hyperlink"/>
+            <w:b/>
+            <w:bCs/>
+          </w:rPr>
+          <w:t>https://visualstudio.microsoft.com/visual-cpp-build-tools/</w:t>
+        </w:r>
+      </w:hyperlink>
+      <w:r>
+        <w:rPr>
+          <w:b/>
+          <w:bCs/>
+        </w:rPr>
+        <w:br/>
+      </w:r>
+      <w:r>
+        <w:rPr>
+          <w:b/>
+          <w:bCs/>
+        </w:rPr>
+        <w:lastRenderedPageBreak/>
+        <w:t>You cannot install Microsoft visual C++ unless you have administrative privileges.</w:t>
+      </w:r>
+      <w:r>
+        <w:rPr>
+          <w:b/>
+          <w:bCs/>
+        </w:rPr>
+        <w:t xml:space="preserve"> </w:t>
+      </w:r>
+      <w:r>
+        <w:rPr>
+          <w:b/>
+          <w:bCs/>
+        </w:rPr>
+        <w:br/>
+      </w:r>
+      <w:r>
+        <w:rPr>
+          <w:b/>
+          <w:bCs/>
+        </w:rPr>
+        <w:t xml:space="preserve">When you install, select </w:t>
+      </w:r>
+      <w:r>
+        <w:rPr>
+          <w:b/>
+          <w:bCs/>
+        </w:rPr>
+        <w:t xml:space="preserve">the </w:t>
+      </w:r>
+      <w:r>
+        <w:rPr>
+          <w:b/>
+          <w:bCs/>
+        </w:rPr>
+        <w:t>following packages for installation:</w:t>
+      </w:r>
+      <w:r>
+        <w:rPr>
+          <w:b/>
+          <w:bCs/>
+        </w:rPr>
+        <w:br/>
+      </w:r>
+    </w:p>
+    <w:p>
+      <w:pPr>
+        <w:pStyle w:val="ListParagraph"/>
+        <w:numPr>
+          <w:ilvl w:val="0"/>
+          <w:numId w:val="8"/>
+        </w:numPr>
+        <w:rPr>
+          <w:b/>
+          <w:bCs/>
+        </w:rPr>
+      </w:pPr>
+      <w:r>
+        <w:rPr>
+          <w:b/>
+          <w:bCs/>
+        </w:rPr>
+        <w:t>D</w:t>
+      </w:r>
+      <w:r>
+        <w:rPr>
+          <w:b/>
+          <w:bCs/>
+        </w:rPr>
+        <w:t>esktop development with C++ workload: </w:t>
+      </w:r>
+    </w:p>
+    <w:p>
+      <w:pPr>
+        <w:pStyle w:val="ListParagraph"/>
+        <w:numPr>
+          <w:ilvl w:val="0"/>
+          <w:numId w:val="8"/>
+        </w:numPr>
+        <w:rPr>
+          <w:b/>
+          <w:bCs/>
+        </w:rPr>
+      </w:pPr>
+      <w:r>
+        <w:rPr>
+          <w:b/>
+          <w:bCs/>
+        </w:rPr>
+        <w:t>MSVC v14x build tools (latest): </w:t>
+      </w:r>
+    </w:p>
+    <w:p>
+      <w:pPr>
+        <w:pStyle w:val="ListParagraph"/>
+        <w:numPr>
+          <w:ilvl w:val="0"/>
+          <w:numId w:val="8"/>
+        </w:numPr>
+        <w:rPr>
+          <w:b/>
+          <w:bCs/>
+        </w:rPr>
+      </w:pPr>
+      <w:r>
+        <w:rPr>
+          <w:b/>
+          <w:bCs/>
+        </w:rPr>
+        <w:t>Windows SDK: </w:t>
+      </w:r>
+    </w:p>
+    <w:p>
+      <w:pPr>
+        <w:pStyle w:val="ListParagraph"/>
+        <w:ind w:left="1440"/>
+        <w:rPr>
+          <w:b/>
+          <w:bCs/>
+        </w:rPr>
+      </w:pPr>
+    </w:p>
+    <w:p>
+      <w:pPr>
+        <w:ind w:left="360"/>
+        <w:rPr>
+          <w:b/>
+          <w:bCs/>
+        </w:rPr>
+      </w:pPr>
+    </w:p>
+    <w:p>
+      <w:pPr>
+        <w:ind w:left="360"/>
+        <w:rPr>
+          <w:b/>
+          <w:bCs/>
+        </w:rPr>
+      </w:pPr>
+    </w:p>
+    <w:p>
+      <w:pPr>
+        <w:rPr>
+          <w:b/>
+          <w:bCs/>
+          <w:sz w:val="32"/>
+          <w:szCs w:val="32"/>
+        </w:rPr>
+      </w:pPr>
+      <w:r>
+        <w:rPr>
+          <w:b/>
+          <w:bCs/>
+          <w:sz w:val="32"/>
+          <w:szCs w:val="32"/>
+        </w:rPr>
+        <w:t>Installation of Corvus</w:t>
+      </w:r>
+    </w:p>
+    <w:p>
+      <w:pPr>
+        <w:rPr>
+          <w:b/>
+          <w:bCs/>
+        </w:rPr>
+      </w:pPr>
+      <w:r>
+        <w:rPr>
+          <w:b/>
+          <w:bCs/>
+        </w:rPr>
+        <w:t xml:space="preserve">Warning: This installation is </w:t>
+      </w:r>
+      <w:proofErr w:type="gramStart"/>
+      <w:r>
+        <w:rPr>
+          <w:b/>
+          <w:bCs/>
+        </w:rPr>
+        <w:t>fairly large</w:t>
+      </w:r>
+      <w:proofErr w:type="gramEnd"/>
+      <w:r>
+        <w:rPr>
+          <w:b/>
+          <w:bCs/>
+        </w:rPr>
+        <w:t xml:space="preserve"> due to the use of </w:t>
+      </w:r>
+      <w:proofErr w:type="spellStart"/>
+      <w:r>
+        <w:rPr>
+          <w:b/>
+          <w:bCs/>
+        </w:rPr>
+        <w:t>pymatgen</w:t>
+      </w:r>
+      <w:proofErr w:type="spellEnd"/>
+      <w:r>
+        <w:rPr>
+          <w:b/>
+          <w:bCs/>
+        </w:rPr>
+        <w:t>. It can take a while to download and install everything.</w:t>
+      </w:r>
+      <w:r>
+        <w:rPr>
+          <w:b/>
+          <w:bCs/>
+        </w:rPr>
+        <w:t xml:space="preserve"> Expect 10 to 20 minutes for the installation process to complete.</w:t>
+      </w:r>
+      <w:r>
+        <w:rPr>
+          <w:b/>
+          <w:bCs/>
+        </w:rPr>
+        <w:t xml:space="preserve"> </w:t>
+      </w:r>
+      <w:r>
+        <w:rPr>
+          <w:b/>
+          <w:bCs/>
+        </w:rPr>
+        <w:br/>
+      </w:r>
+      <w:r>
+        <w:rPr>
+          <w:b/>
+          <w:bCs/>
+        </w:rPr>
+        <w:br/>
+      </w:r>
+      <w:r>
+        <w:rPr>
+          <w:b/>
+          <w:bCs/>
+        </w:rPr>
+        <w:t xml:space="preserve">Note: The following download instructions will make a </w:t>
+      </w:r>
+      <w:proofErr w:type="spellStart"/>
+      <w:r>
+        <w:rPr>
+          <w:b/>
+          <w:bCs/>
+        </w:rPr>
+        <w:t>venv</w:t>
+      </w:r>
+      <w:proofErr w:type="spellEnd"/>
+      <w:r>
+        <w:rPr>
+          <w:b/>
+          <w:bCs/>
+        </w:rPr>
+        <w:t xml:space="preserve"> python environment in your home directory, i.e., </w:t>
+      </w:r>
+    </w:p>
+    <w:p>
+      <w:pPr>
+        <w:rPr>
+          <w:b/>
+          <w:bCs/>
+        </w:rPr>
+      </w:pPr>
+      <w:proofErr w:type="spellStart"/>
+      <w:r>
+        <w:t>your_home</w:t>
+      </w:r>
+      <w:proofErr w:type="spellEnd"/>
+      <w:proofErr w:type="gramStart"/>
+      <w:r>
+        <w:t>/.</w:t>
+      </w:r>
+      <w:proofErr w:type="spellStart"/>
+      <w:r>
+        <w:t>venv</w:t>
+      </w:r>
+      <w:proofErr w:type="spellEnd"/>
+      <w:proofErr w:type="gramEnd"/>
+      <w:r>
+        <w:t>/Corvus</w:t>
+      </w:r>
+      <w:r>
+        <w:br/>
+      </w:r>
+      <w:r>
+        <w:br/>
+      </w:r>
+      <w:r>
+        <w:rPr>
+          <w:b/>
+          <w:bCs/>
+        </w:rPr>
+        <w:t xml:space="preserve">and install </w:t>
+      </w:r>
+      <w:proofErr w:type="spellStart"/>
+      <w:r>
+        <w:rPr>
+          <w:b/>
+          <w:bCs/>
+        </w:rPr>
+        <w:t>corvus</w:t>
+      </w:r>
+      <w:proofErr w:type="spellEnd"/>
+      <w:r>
+        <w:rPr>
+          <w:b/>
+          <w:bCs/>
+        </w:rPr>
+        <w:t xml:space="preserve"> in that directory.</w:t>
+      </w:r>
+      <w:r>
+        <w:rPr>
+          <w:b/>
+          <w:bCs/>
+        </w:rPr>
+        <w:t xml:space="preserve"> If you do not want to use a </w:t>
+      </w:r>
+      <w:proofErr w:type="spellStart"/>
+      <w:r>
+        <w:rPr>
+          <w:b/>
+          <w:bCs/>
+        </w:rPr>
+        <w:t>venv</w:t>
+      </w:r>
+      <w:proofErr w:type="spellEnd"/>
+      <w:r>
+        <w:rPr>
+          <w:b/>
+          <w:bCs/>
+        </w:rPr>
+        <w:t xml:space="preserve"> environment (for example if you use anaconda) you should perform a manual install as detailed below. </w:t>
+      </w:r>
+    </w:p>
+    <w:p>
+      <w:pPr>
+        <w:rPr>
+          <w:b/>
+          <w:bCs/>
+        </w:rPr>
+      </w:pPr>
+    </w:p>
+    <w:p>
+      <w:pPr>
+        <w:rPr>
+          <w:b/>
+          <w:bCs/>
+        </w:rPr>
+      </w:pPr>
+      <w:r>
+        <w:rPr>
+          <w:b/>
+          <w:bCs/>
+        </w:rPr>
+        <w:t>Windows:</w:t>
+      </w:r>
+    </w:p>
+    <w:p>
+      <w:pPr>
+        <w:pStyle w:val="ListParagraph"/>
+        <w:numPr>
+          <w:ilvl w:val="0"/>
+          <w:numId w:val="5"/>
+        </w:numPr>
+        <w:rPr>
+          <w:b/>
+          <w:bCs/>
+        </w:rPr>
+      </w:pPr>
+      <w:r>
+        <w:rPr>
+          <w:b/>
+          <w:bCs/>
+        </w:rPr>
+        <w:t xml:space="preserve">Download the latest release version of </w:t>
+      </w:r>
+      <w:proofErr w:type="spellStart"/>
+      <w:r>
+        <w:rPr>
+          <w:b/>
+          <w:bCs/>
+        </w:rPr>
+        <w:t>corvus</w:t>
+      </w:r>
+      <w:proofErr w:type="spellEnd"/>
+      <w:r>
+        <w:rPr>
+          <w:b/>
+          <w:bCs/>
+        </w:rPr>
+        <w:t xml:space="preserve">: </w:t>
+      </w:r>
+      <w:r>
+        <w:rPr>
+          <w:b/>
+          <w:bCs/>
+        </w:rPr>
+        <w:br/>
+      </w:r>
+      <w:hyperlink r:id="rId11" w:history="1">
+        <w:r>
+          <w:rPr>
+            <w:rStyle w:val="Hyperlink"/>
+            <w:b/>
+            <w:bCs/>
+          </w:rPr>
+          <w:t>https://github.com/times-software/corvus/releases/latest</w:t>
+        </w:r>
+      </w:hyperlink>
+    </w:p>
+    <w:p>
+      <w:pPr>
+        <w:pStyle w:val="ListParagraph"/>
+        <w:numPr>
+          <w:ilvl w:val="0"/>
+          <w:numId w:val="5"/>
+        </w:numPr>
+        <w:rPr>
+          <w:b/>
+          <w:bCs/>
+        </w:rPr>
+      </w:pPr>
+      <w:r>
+        <w:rPr>
+          <w:b/>
+          <w:bCs/>
+        </w:rPr>
+        <w:t>Unzip the archive.</w:t>
+      </w:r>
+    </w:p>
+    <w:p>
+      <w:pPr>
+        <w:pStyle w:val="ListParagraph"/>
+        <w:numPr>
+          <w:ilvl w:val="0"/>
+          <w:numId w:val="5"/>
+        </w:numPr>
+        <w:rPr>
+          <w:b/>
+          <w:bCs/>
+        </w:rPr>
+      </w:pPr>
+      <w:r>
+        <w:rPr>
+          <w:b/>
+          <w:bCs/>
+        </w:rPr>
+        <w:t>Open a terminal</w:t>
+      </w:r>
+    </w:p>
+    <w:p>
+      <w:pPr>
+        <w:pStyle w:val="ListParagraph"/>
+        <w:numPr>
+          <w:ilvl w:val="1"/>
+          <w:numId w:val="5"/>
+        </w:numPr>
+        <w:rPr>
+          <w:b/>
+          <w:bCs/>
+        </w:rPr>
+      </w:pPr>
+      <w:r>
+        <w:rPr>
+          <w:b/>
+          <w:bCs/>
+          <w:noProof/>
+        </w:rPr>
+        <w:lastRenderedPageBreak/>
+        <mc:AlternateContent>
+          <mc:Choice Requires="wpi">
+            <w:drawing>
+              <wp:anchor distT="0" distB="0" distL="114300" distR="114300" simplePos="0" relativeHeight="251660288" behindDoc="0" locked="0" layoutInCell="1" allowOverlap="1" wp14:anchorId="37FA0F0C" wp14:editId="0880040A">
+                <wp:simplePos x="0" y="0"/>
+                <wp:positionH relativeFrom="column">
+                  <wp:posOffset>840290</wp:posOffset>
+                </wp:positionH>
+                <wp:positionV relativeFrom="paragraph">
+                  <wp:posOffset>1039479</wp:posOffset>
+                </wp:positionV>
+                <wp:extent cx="2612520" cy="866520"/>
+                <wp:effectExtent l="38100" t="38100" r="29210" b="35560"/>
+                <wp:wrapNone/>
+                <wp:docPr id="1813514477" name="Ink 3"/>
+                <wp:cNvGraphicFramePr/>
+                <a:graphic xmlns:a="http://schemas.openxmlformats.org/drawingml/2006/main">
+                  <a:graphicData uri="http://schemas.microsoft.com/office/word/2010/wordprocessingInk">
+                    <w14:contentPart bwMode="auto" r:id="rId12">
+                      <w14:nvContentPartPr>
+                        <w14:cNvContentPartPr/>
+                      </w14:nvContentPartPr>
+                      <w14:xfrm>
+                        <a:off x="0" y="0"/>
+                        <a:ext cx="2612520" cy="866520"/>
+                      </w14:xfrm>
+                    </w14:contentPart>
+                  </a:graphicData>
+                </a:graphic>
+              </wp:anchor>
+            </w:drawing>
+          </mc:Choice>
+          <mc:Fallback>
+            <w:pict>
+              <v:shape w14:anchorId="3D5D28BB" id="Ink 3" o:spid="_x0000_s1026" type="#_x0000_t75" style="position:absolute;margin-left:65.65pt;margin-top:81.35pt;width:206.65pt;height:69.25pt;z-index:251660288;visibility:visible;mso-wrap-style:square;mso-wrap-distance-left:9pt;mso-wrap-distance-top:0;mso-wrap-distance-right:9pt;mso-wrap-distance-bottom:0;mso-position-horizontal:absolute;mso-position-horizontal-relative:text;mso-position-vertical:absolute;mso-position-vertical-relative:text" o:gfxdata="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">
+                <v:imagedata r:id="rId13" o:title=""/>
+              </v:shape>
+            </w:pict>
+          </mc:Fallback>
+        </mc:AlternateContent>
+      </w:r>
+      <w:proofErr w:type="spellStart"/>
+      <w:r>
+        <w:rPr>
+          <w:b/>
+          <w:bCs/>
+        </w:rPr>
+        <w:t>Miniconda</w:t>
+      </w:r>
+      <w:proofErr w:type="spellEnd"/>
+      <w:r>
+        <w:rPr>
+          <w:b/>
+          <w:bCs/>
+        </w:rPr>
+        <w:t>: o</w:t>
+      </w:r>
+      <w:r>
+        <w:rPr>
+          <w:b/>
+          <w:bCs/>
+        </w:rPr>
+        <w:t>pen a</w:t>
+      </w:r>
+      <w:r>
+        <w:rPr>
+          <w:b/>
+          <w:bCs/>
+        </w:rPr>
+        <w:t>n anaconda</w:t>
+      </w:r>
+      <w:r>
+        <w:rPr>
+          <w:b/>
+          <w:bCs/>
+        </w:rPr>
+        <w:t xml:space="preserve"> </w:t>
+      </w:r>
+      <w:proofErr w:type="spellStart"/>
+      <w:r>
+        <w:rPr>
+          <w:b/>
+          <w:bCs/>
+        </w:rPr>
         <w:t>powershell</w:t>
       </w:r>
       <w:proofErr w:type="spellEnd"/>
@@ -488,6 +1018,138 @@
           <w:bCs/>
         </w:rPr>
         <w:t xml:space="preserve"> terminal</w:t>
+      </w:r>
+      <w:r>
+        <w:rPr>
+          <w:b/>
+          <w:bCs/>
+        </w:rPr>
+        <w:br/>
+      </w:r>
+      <w:r>
+        <w:rPr>
+          <w:b/>
+          <w:bCs/>
+        </w:rPr>
+        <w:drawing>
+          <wp:inline distT="0" distB="0" distL="0" distR="0" wp14:anchorId="5A866F5C" wp14:editId="3C285611">
+            <wp:extent cx="4646428" cy="6752378"/>
+            <wp:effectExtent l="0" t="0" r="1905" b="4445"/>
+            <wp:docPr id="860245634" name="Picture 1" descr="A screenshot of a computer&#10;&#10;AI-generated content may be incorrect."/>
+            <wp:cNvGraphicFramePr>
+              <a:graphicFrameLocks xmlns:a="http://schemas.openxmlformats.org/drawingml/2006/main" noChangeAspect="1"/>
+            </wp:cNvGraphicFramePr>
+            <a:graphic xmlns:a="http://schemas.openxmlformats.org/drawingml/2006/main">
+              <a:graphicData uri="http://schemas.openxmlformats.org/drawingml/2006/picture">
+                <pic:pic xmlns:pic="http://schemas.openxmlformats.org/drawingml/2006/picture">
+                  <pic:nvPicPr>
+                    <pic:cNvPr id="860245634" name="Picture 1" descr="A screenshot of a computer&#10;&#10;AI-generated content may be incorrect."/>
+                    <pic:cNvPicPr/>
+                  </pic:nvPicPr>
+                  <pic:blipFill>
+                    <a:blip r:embed="rId14"/>
+                    <a:stretch>
+                      <a:fillRect/>
+                    </a:stretch>
+                  </pic:blipFill>
+                  <pic:spPr>
+                    <a:xfrm>
+                      <a:off x="0" y="0"/>
+                      <a:ext cx="4646428" cy="6752378"/>
+                    </a:xfrm>
+                    <a:prstGeom prst="rect">
+                      <a:avLst/>
+                    </a:prstGeom>
+                  </pic:spPr>
+                </pic:pic>
+              </a:graphicData>
+            </a:graphic>
+          </wp:inline>
+        </w:drawing>
+      </w:r>
+    </w:p>
+    <w:p>
+      <w:pPr>
+        <w:pStyle w:val="ListParagraph"/>
+        <w:numPr>
+          <w:ilvl w:val="1"/>
+          <w:numId w:val="5"/>
+        </w:numPr>
+        <w:rPr>
+          <w:b/>
+          <w:bCs/>
+        </w:rPr>
+      </w:pPr>
+      <w:r>
+        <w:rPr>
+          <w:b/>
+          <w:bCs/>
+          <w:noProof/>
+        </w:rPr>
+        <w:lastRenderedPageBreak/>
+        <mc:AlternateContent>
+          <mc:Choice Requires="wpi">
+            <w:drawing>
+              <wp:anchor distT="0" distB="0" distL="114300" distR="114300" simplePos="0" relativeHeight="251659264" behindDoc="0" locked="0" layoutInCell="1" allowOverlap="1" wp14:anchorId="1BC5EA35" wp14:editId="0940DD6C">
+                <wp:simplePos x="0" y="0"/>
+                <wp:positionH relativeFrom="column">
+                  <wp:posOffset>2119749</wp:posOffset>
+                </wp:positionH>
+                <wp:positionV relativeFrom="paragraph">
+                  <wp:posOffset>795477</wp:posOffset>
+                </wp:positionV>
+                <wp:extent cx="1755360" cy="590040"/>
+                <wp:effectExtent l="38100" t="38100" r="22860" b="45085"/>
+                <wp:wrapNone/>
+                <wp:docPr id="161571975" name="Ink 2"/>
+                <wp:cNvGraphicFramePr/>
+                <a:graphic xmlns:a="http://schemas.openxmlformats.org/drawingml/2006/main">
+                  <a:graphicData uri="http://schemas.microsoft.com/office/word/2010/wordprocessingInk">
+                    <w14:contentPart bwMode="auto" r:id="rId15">
+                      <w14:nvContentPartPr>
+                        <w14:cNvContentPartPr/>
+                      </w14:nvContentPartPr>
+                      <w14:xfrm>
+                        <a:off x="0" y="0"/>
+                        <a:ext cx="1755360" cy="590040"/>
+                      </w14:xfrm>
+                    </w14:contentPart>
+                  </a:graphicData>
+                </a:graphic>
+              </wp:anchor>
+            </w:drawing>
+          </mc:Choice>
+          <mc:Fallback>
+            <w:pict>
+              <v:shape w14:anchorId="0EC236C0" id="Ink 2" o:spid="_x0000_s1026" type="#_x0000_t75" style="position:absolute;margin-left:166.4pt;margin-top:62.15pt;width:139.2pt;height:47.4pt;z-index:251659264;visibility:visible;mso-wrap-style:square;mso-wrap-distance-left:9pt;mso-wrap-distance-top:0;mso-wrap-distance-right:9pt;mso-wrap-distance-bottom:0;mso-position-horizontal:absolute;mso-position-horizontal-relative:text;mso-position-vertical:absolute;mso-position-vertical-relative:text" o:gfxdata="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">
+                <v:imagedata r:id="rId16" o:title=""/>
+              </v:shape>
+            </w:pict>
+          </mc:Fallback>
+        </mc:AlternateContent>
+      </w:r>
+      <w:r>
+        <w:rPr>
+          <w:b/>
+          <w:bCs/>
+        </w:rPr>
+        <w:t xml:space="preserve">Standard python: open a </w:t>
+      </w:r>
+      <w:proofErr w:type="spellStart"/>
+      <w:r>
+        <w:rPr>
+          <w:b/>
+          <w:bCs/>
+        </w:rPr>
+        <w:t>powershell</w:t>
+      </w:r>
+      <w:proofErr w:type="spellEnd"/>
+      <w:r>
+        <w:rPr>
+          <w:b/>
+          <w:bCs/>
+        </w:rPr>
+        <w:t xml:space="preserve"> script</w:t>
       </w:r>
       <w:r>
         <w:rPr>
@@ -517,7 +1179,7 @@
                     <pic:cNvPicPr/>
                   </pic:nvPicPr>
                   <pic:blipFill>
-                    <a:blip r:embed="rId10"/>
+                    <a:blip r:embed="rId17"/>
                     <a:stretch>
                       <a:fillRect/>
                     </a:stretch>
@@ -585,24 +1247,60 @@
       <w:r>
         <w:t>cd Corvus</w:t>
       </w:r>
-      <w:r>
-        <w:t>-[latest version]</w:t>
-      </w:r>
-      <w:r>
-        <w:t>\Corvus</w:t>
-      </w:r>
-      <w:r>
-        <w:t>-[latest version]</w:t>
-      </w:r>
-      <w:r>
-        <w:br/>
-      </w:r>
-      <w:r>
-        <w:rPr>
-          <w:b/>
-          <w:bCs/>
-        </w:rPr>
-        <w:t>where [latest version] signifies the version that you downloaded, e.g., Corvus-1.5.0</w:t>
+      <w:proofErr w:type="gramStart"/>
+      <w:r>
+        <w:t>-[</w:t>
+      </w:r>
+      <w:proofErr w:type="gramEnd"/>
+      <w:r>
+        <w:t xml:space="preserve">latest </w:t>
+      </w:r>
+      <w:proofErr w:type="gramStart"/>
+      <w:r>
+        <w:t>version]</w:t>
+      </w:r>
+      <w:r>
+        <w:t>\</w:t>
+      </w:r>
+      <w:proofErr w:type="gramEnd"/>
+      <w:r>
+        <w:t>Corvus</w:t>
+      </w:r>
+      <w:proofErr w:type="gramStart"/>
+      <w:r>
+        <w:t>-[</w:t>
+      </w:r>
+      <w:proofErr w:type="gramEnd"/>
+      <w:r>
+        <w:t>latest version]</w:t>
+      </w:r>
+      <w:r>
+        <w:br/>
+      </w:r>
+      <w:r>
+        <w:rPr>
+          <w:b/>
+          <w:bCs/>
+        </w:rPr>
+        <w:t>where [latest version] signifies the version that you downloaded</w:t>
+      </w:r>
+      <w:r>
+        <w:rPr>
+          <w:b/>
+          <w:bCs/>
+        </w:rPr>
+        <w:t xml:space="preserve">. Note that this is TWO folders named </w:t>
+      </w:r>
+      <w:r>
+        <w:t>Corvus</w:t>
+      </w:r>
+      <w:proofErr w:type="gramStart"/>
+      <w:r>
+        <w:t>-[</w:t>
+      </w:r>
+      <w:proofErr w:type="gramEnd"/>
+      <w:r>
+        <w:t>latest version]</w:t>
       </w:r>
     </w:p>
     <w:p>
@@ -622,38 +1320,28 @@
           <w:b/>
           <w:bCs/>
         </w:rPr>
-        <w:t>Type</w:t>
-      </w:r>
-      <w:r>
-        <w:rPr>
-          <w:b/>
-          <w:bCs/>
-        </w:rPr>
-        <w:br/>
-      </w:r>
-      <w:r>
-        <w:t xml:space="preserve">   .\</w:t>
-      </w:r>
-      <w:r>
-        <w:t>install_w_venv.ps1</w:t>
-      </w:r>
-      <w:r>
-        <w:br/>
-      </w:r>
-      <w:r>
-        <w:rPr>
-          <w:b/>
-          <w:bCs/>
-        </w:rPr>
-        <w:t xml:space="preserve">and follow the instructions to install </w:t>
-      </w:r>
+        <w:t>Run the appropriate install script</w:t>
+      </w:r>
+    </w:p>
+    <w:p>
+      <w:pPr>
+        <w:pStyle w:val="ListParagraph"/>
+        <w:numPr>
+          <w:ilvl w:val="1"/>
+          <w:numId w:val="5"/>
+        </w:numPr>
+        <w:rPr>
+          <w:b/>
+          <w:bCs/>
+        </w:rPr>
+      </w:pPr>
       <w:proofErr w:type="spellStart"/>
       <w:r>
         <w:rPr>
           <w:b/>
           <w:bCs/>
         </w:rPr>
-        <w:t>corvus</w:t>
+        <w:t>Miniconda</w:t>
       </w:r>
       <w:proofErr w:type="spellEnd"/>
       <w:r>
@@ -661,7 +1349,117 @@
           <w:b/>
           <w:bCs/>
         </w:rPr>
-        <w:t>.</w:t>
+        <w:t xml:space="preserve"> python:</w:t>
+      </w:r>
+      <w:r>
+        <w:rPr>
+          <w:b/>
+          <w:bCs/>
+        </w:rPr>
+        <w:br/>
+      </w:r>
+      <w:r>
+        <w:t xml:space="preserve">  .\</w:t>
+      </w:r>
+      <w:r>
+        <w:t>install_w</w:t>
+      </w:r>
+      <w:r>
+        <w:t>_miniconda</w:t>
+      </w:r>
+      <w:r>
+        <w:t>.ps1</w:t>
+      </w:r>
+    </w:p>
+    <w:p>
+      <w:pPr>
+        <w:pStyle w:val="ListParagraph"/>
+        <w:numPr>
+          <w:ilvl w:val="1"/>
+          <w:numId w:val="5"/>
+        </w:numPr>
+        <w:rPr>
+          <w:b/>
+          <w:bCs/>
+        </w:rPr>
+      </w:pPr>
+      <w:r>
+        <w:rPr>
+          <w:b/>
+          <w:bCs/>
+        </w:rPr>
+        <w:t>Standard python</w:t>
+      </w:r>
+      <w:r>
+        <w:br/>
+      </w:r>
+      <w:r>
+        <w:rPr>
+          <w:b/>
+          <w:bCs/>
+        </w:rPr>
+        <w:t xml:space="preserve">Set your execution policy so that you can run the </w:t>
+      </w:r>
+      <w:proofErr w:type="spellStart"/>
+      <w:r>
+        <w:rPr>
+          <w:b/>
+          <w:bCs/>
+        </w:rPr>
+        <w:t>powershell</w:t>
+      </w:r>
+      <w:proofErr w:type="spellEnd"/>
+      <w:r>
+        <w:rPr>
+          <w:b/>
+          <w:bCs/>
+        </w:rPr>
+        <w:t xml:space="preserve"> script.</w:t>
+      </w:r>
+      <w:r>
+        <w:rPr>
+          <w:b/>
+          <w:bCs/>
+        </w:rPr>
+        <w:br/>
+        <w:t xml:space="preserve">   </w:t>
+      </w:r>
+      <w:r>
+        <w:t>Set-</w:t>
+      </w:r>
+      <w:proofErr w:type="spellStart"/>
+      <w:r>
+        <w:t>ExecutionPolicy</w:t>
+      </w:r>
+      <w:proofErr w:type="spellEnd"/>
+      <w:r>
+        <w:t xml:space="preserve"> -Scope </w:t>
+      </w:r>
+      <w:proofErr w:type="spellStart"/>
+      <w:r>
+        <w:t>CurrentUser</w:t>
+      </w:r>
+      <w:proofErr w:type="spellEnd"/>
+      <w:r>
+        <w:t xml:space="preserve"> -</w:t>
+      </w:r>
+      <w:proofErr w:type="spellStart"/>
+      <w:r>
+        <w:t>ExecutionPolicy</w:t>
+      </w:r>
+      <w:proofErr w:type="spellEnd"/>
+      <w:r>
+        <w:t xml:space="preserve"> Bypass -Force</w:t>
+      </w:r>
+      <w:r>
+        <w:br/>
+        <w:t xml:space="preserve">  .\install_w_venv.ps1</w:t>
+      </w:r>
+      <w:r>
+        <w:br/>
+      </w:r>
+      <w:r>
+        <w:br/>
       </w:r>
     </w:p>
     <w:p>
@@ -681,7 +1479,8 @@
           <w:b/>
           <w:bCs/>
         </w:rPr>
-        <w:t>There will now be a shortcut on your desktop named “</w:t>
+        <w:lastRenderedPageBreak/>
+        <w:t xml:space="preserve">Running </w:t>
       </w:r>
       <w:proofErr w:type="spellStart"/>
       <w:r>
@@ -689,7 +1488,7 @@
           <w:b/>
           <w:bCs/>
         </w:rPr>
-        <w:t>corvus_shell</w:t>
+        <w:t>corvus</w:t>
       </w:r>
       <w:proofErr w:type="spellEnd"/>
       <w:r>
@@ -697,30 +1496,14 @@
           <w:b/>
           <w:bCs/>
         </w:rPr>
-        <w:t xml:space="preserve">” that will open an interactive </w:t>
-      </w:r>
-      <w:proofErr w:type="spellStart"/>
-      <w:r>
-        <w:rPr>
-          <w:b/>
-          <w:bCs/>
-        </w:rPr>
-        <w:t>corvus</w:t>
-      </w:r>
-      <w:proofErr w:type="spellEnd"/>
-      <w:r>
-        <w:rPr>
-          <w:b/>
-          <w:bCs/>
-        </w:rPr>
-        <w:t xml:space="preserve"> terminal.</w:t>
+        <w:t>:</w:t>
       </w:r>
     </w:p>
     <w:p>
       <w:pPr>
         <w:pStyle w:val="ListParagraph"/>
         <w:numPr>
-          <w:ilvl w:val="0"/>
+          <w:ilvl w:val="1"/>
           <w:numId w:val="5"/>
         </w:numPr>
         <w:rPr>
@@ -728,19 +1511,90 @@
           <w:bCs/>
         </w:rPr>
       </w:pPr>
-      <w:r>
-        <w:rPr>
-          <w:b/>
-          <w:bCs/>
-        </w:rPr>
-        <w:t>There will also be a shortcut on your desktop named “</w:t>
-      </w:r>
       <w:proofErr w:type="spellStart"/>
       <w:r>
         <w:rPr>
           <w:b/>
           <w:bCs/>
         </w:rPr>
+        <w:t>Miniconda</w:t>
+      </w:r>
+      <w:proofErr w:type="spellEnd"/>
+      <w:r>
+        <w:rPr>
+          <w:b/>
+          <w:bCs/>
+        </w:rPr>
+        <w:t>:</w:t>
+      </w:r>
+      <w:r>
+        <w:rPr>
+          <w:b/>
+          <w:bCs/>
+        </w:rPr>
+        <w:br/>
+        <w:t xml:space="preserve">open an anaconda </w:t>
+      </w:r>
+      <w:proofErr w:type="spellStart"/>
+      <w:r>
+        <w:rPr>
+          <w:b/>
+          <w:bCs/>
+        </w:rPr>
+        <w:t>powershell</w:t>
+      </w:r>
+      <w:proofErr w:type="spellEnd"/>
+      <w:r>
+        <w:rPr>
+          <w:b/>
+          <w:bCs/>
+        </w:rPr>
+        <w:t xml:space="preserve"> terminal and type:</w:t>
+      </w:r>
+      <w:r>
+        <w:rPr>
+          <w:b/>
+          <w:bCs/>
+        </w:rPr>
+        <w:br/>
+      </w:r>
+      <w:r>
+        <w:t xml:space="preserve">    </w:t>
+      </w:r>
+      <w:proofErr w:type="spellStart"/>
+      <w:r>
+        <w:t>conda</w:t>
+      </w:r>
+      <w:proofErr w:type="spellEnd"/>
+      <w:r>
+        <w:t xml:space="preserve"> activate Corvus</w:t>
+      </w:r>
+    </w:p>
+    <w:p>
+      <w:pPr>
+        <w:pStyle w:val="ListParagraph"/>
+        <w:numPr>
+          <w:ilvl w:val="1"/>
+          <w:numId w:val="5"/>
+        </w:numPr>
+        <w:rPr>
+          <w:b/>
+          <w:bCs/>
+        </w:rPr>
+      </w:pPr>
+      <w:r>
+        <w:rPr>
+          <w:b/>
+          <w:bCs/>
+        </w:rPr>
+        <w:t xml:space="preserve">You should then be able to run </w:t>
+      </w:r>
+      <w:proofErr w:type="spellStart"/>
+      <w:r>
+        <w:rPr>
+          <w:b/>
+          <w:bCs/>
+        </w:rPr>
         <w:t>corvus</w:t>
       </w:r>
       <w:proofErr w:type="spellEnd"/>
@@ -749,39 +1603,146 @@
           <w:b/>
           <w:bCs/>
         </w:rPr>
-        <w:t xml:space="preserve">” that will open the </w:t>
+        <w:t xml:space="preserve"> from the command line</w:t>
+      </w:r>
+      <w:r>
+        <w:rPr>
+          <w:b/>
+          <w:bCs/>
+        </w:rPr>
+        <w:t xml:space="preserve"> with</w:t>
+      </w:r>
+      <w:r>
+        <w:rPr>
+          <w:b/>
+          <w:bCs/>
+        </w:rPr>
+        <w:br/>
+      </w:r>
+      <w:r>
+        <w:t xml:space="preserve">   </w:t>
+      </w:r>
+      <w:r>
+        <w:t>run-</w:t>
       </w:r>
       <w:proofErr w:type="spellStart"/>
       <w:r>
-        <w:rPr>
-          <w:b/>
-          <w:bCs/>
-        </w:rPr>
         <w:t>corvus</w:t>
       </w:r>
       <w:proofErr w:type="spellEnd"/>
       <w:r>
-        <w:rPr>
-          <w:b/>
-          <w:bCs/>
-        </w:rPr>
-        <w:t xml:space="preserve"> graphical user interface.</w:t>
-      </w:r>
-    </w:p>
-    <w:p/>
-    <w:p>
-      <w:pPr>
-        <w:rPr>
-          <w:b/>
-          <w:bCs/>
-        </w:rPr>
-      </w:pPr>
-      <w:r>
-        <w:rPr>
-          <w:b/>
-          <w:bCs/>
-        </w:rPr>
-        <w:lastRenderedPageBreak/>
+        <w:t xml:space="preserve"> [options]</w:t>
+      </w:r>
+      <w:r>
+        <w:br/>
+      </w:r>
+      <w:r>
+        <w:rPr>
+          <w:b/>
+          <w:bCs/>
+        </w:rPr>
+        <w:t xml:space="preserve">You can test this by </w:t>
+      </w:r>
+      <w:r>
+        <w:rPr>
+          <w:b/>
+          <w:bCs/>
+        </w:rPr>
+        <w:t>typing</w:t>
+      </w:r>
+      <w:r>
+        <w:rPr>
+          <w:b/>
+          <w:bCs/>
+        </w:rPr>
+        <w:t>:</w:t>
+      </w:r>
+      <w:r>
+        <w:br/>
+        <w:t xml:space="preserve">   run-</w:t>
+      </w:r>
+      <w:proofErr w:type="spellStart"/>
+      <w:r>
+        <w:t>corvus</w:t>
+      </w:r>
+      <w:proofErr w:type="spellEnd"/>
+      <w:r>
+        <w:t xml:space="preserve"> </w:t>
+      </w:r>
+      <w:r>
+        <w:t>--</w:t>
+      </w:r>
+      <w:r>
+        <w:t>version</w:t>
+      </w:r>
+    </w:p>
+    <w:p>
+      <w:pPr>
+        <w:pStyle w:val="ListParagraph"/>
+        <w:numPr>
+          <w:ilvl w:val="1"/>
+          <w:numId w:val="5"/>
+        </w:numPr>
+        <w:rPr>
+          <w:b/>
+          <w:bCs/>
+        </w:rPr>
+      </w:pPr>
+      <w:r>
+        <w:rPr>
+          <w:b/>
+          <w:bCs/>
+        </w:rPr>
+        <w:t xml:space="preserve">You can run the </w:t>
+      </w:r>
+      <w:proofErr w:type="spellStart"/>
+      <w:r>
+        <w:rPr>
+          <w:b/>
+          <w:bCs/>
+        </w:rPr>
+        <w:t>corvus</w:t>
+      </w:r>
+      <w:proofErr w:type="spellEnd"/>
+      <w:r>
+        <w:rPr>
+          <w:b/>
+          <w:bCs/>
+        </w:rPr>
+        <w:t xml:space="preserve"> GUI by typing</w:t>
+      </w:r>
+      <w:r>
+        <w:rPr>
+          <w:b/>
+          <w:bCs/>
+        </w:rPr>
+        <w:br/>
+        <w:t xml:space="preserve">   </w:t>
+      </w:r>
+      <w:proofErr w:type="spellStart"/>
+      <w:r>
+        <w:t>corvus</w:t>
+      </w:r>
+      <w:proofErr w:type="spellEnd"/>
+      <w:r>
+        <w:br/>
+      </w:r>
+      <w:r>
+        <w:br/>
+      </w:r>
+    </w:p>
+    <w:p>
+      <w:pPr>
+        <w:rPr>
+          <w:b/>
+          <w:bCs/>
+        </w:rPr>
+      </w:pPr>
+      <w:r>
+        <w:rPr>
+          <w:b/>
+          <w:bCs/>
+        </w:rPr>
         <w:t>Mac OS:</w:t>
       </w:r>
     </w:p>
@@ -827,7 +1788,7 @@
         </w:rPr>
         <w:br/>
       </w:r>
-      <w:hyperlink r:id="rId11" w:history="1">
+      <w:hyperlink r:id="rId18" w:history="1">
         <w:r>
           <w:rPr>
             <w:rStyle w:val="Hyperlink"/>
@@ -1101,6 +2062,7 @@
           <w:b/>
           <w:bCs/>
         </w:rPr>
+        <w:lastRenderedPageBreak/>
         <w:drawing>
           <wp:inline distT="0" distB="0" distL="0" distR="0" wp14:anchorId="1B911E95" wp14:editId="60C0E98C">
             <wp:extent cx="5562600" cy="3695700"/>
@@ -1117,7 +2079,7 @@
                     <pic:cNvPicPr/>
                   </pic:nvPicPr>
                   <pic:blipFill>
-                    <a:blip r:embed="rId12"/>
+                    <a:blip r:embed="rId19"/>
                     <a:stretch>
                       <a:fillRect/>
                     </a:stretch>
@@ -1215,7 +2177,6 @@
         <w:t>version</w:t>
       </w:r>
       <w:r>
-        <w:lastRenderedPageBreak/>
         <w:drawing>
           <wp:inline distT="0" distB="0" distL="0" distR="0" wp14:anchorId="008BDFB1" wp14:editId="1DDB375A">
             <wp:extent cx="4688958" cy="3071368"/>
@@ -1232,7 +2193,7 @@
                     <pic:cNvPicPr/>
                   </pic:nvPicPr>
                   <pic:blipFill>
-                    <a:blip r:embed="rId13"/>
+                    <a:blip r:embed="rId20"/>
                     <a:stretch>
                       <a:fillRect/>
                     </a:stretch>
@@ -1280,6 +2241,7 @@
           <w:b/>
           <w:bCs/>
         </w:rPr>
+        <w:lastRenderedPageBreak/>
         <w:t>corvus</w:t>
       </w:r>
       <w:proofErr w:type="spellEnd"/>
@@ -1334,7 +2296,7 @@
                     <pic:cNvPicPr/>
                   </pic:nvPicPr>
                   <pic:blipFill>
-                    <a:blip r:embed="rId14"/>
+                    <a:blip r:embed="rId21"/>
                     <a:stretch>
                       <a:fillRect/>
                     </a:stretch>
@@ -1360,15 +2322,7 @@
           <w:bCs/>
         </w:rPr>
         <w:br/>
-        <w:t xml:space="preserve">Note: Sometimes the above window does not come to the front on MacOS. If </w:t>
-      </w:r>
-      <w:r>
-        <w:rPr>
-          <w:b/>
-          <w:bCs/>
-        </w:rPr>
-        <w:lastRenderedPageBreak/>
-        <w:t>you don’t see it look behind other windows or for the python icon in your toolbar.</w:t>
+        <w:t>Note: Sometimes the above window does not come to the front on MacOS. If you don’t see it look behind other windows or for the python icon in your toolbar.</w:t>
       </w:r>
     </w:p>
     <w:p>
@@ -1473,7 +2427,7 @@
         </w:rPr>
         <w:br/>
       </w:r>
-      <w:hyperlink r:id="rId15" w:history="1">
+      <w:hyperlink r:id="rId22" w:history="1">
         <w:r>
           <w:rPr>
             <w:rStyle w:val="Hyperlink"/>
@@ -1624,7 +2578,7 @@
         </w:rPr>
         <w:t xml:space="preserve"> graphical user interface, download it at: </w:t>
       </w:r>
-      <w:hyperlink r:id="rId16" w:history="1">
+      <w:hyperlink r:id="rId23" w:history="1">
         <w:r>
           <w:rPr>
             <w:rStyle w:val="Hyperlink"/>
@@ -1672,6 +2626,7 @@
           <w:b/>
           <w:bCs/>
         </w:rPr>
+        <w:lastRenderedPageBreak/>
         <w:t>Use the terminal to install it. If you created a python environment, make sure it is activated before using pip to install.</w:t>
       </w:r>
       <w:r>
@@ -1929,6 +2884,119 @@
 <file path=word/numbering.xml><?xml version="1.0" encoding="utf-8"?>
 <w:numbering xmlns:wpc="http://schemas.microsoft.com/office/word/2010/wordprocessingCanvas" xmlns:cx="http://schemas.microsoft.com/office/drawing/2014/chartex" xmlns:cx1="http://schemas.microsoft.com/office/drawing/2015/9/8/chartex" xmlns:cx2="http://schemas.microsoft.com/office/drawing/2015/10/21/chartex" xmlns:cx3="http://schemas.microsoft.com/office/drawing/2016/5/9/chartex" xmlns:cx4="http://schemas.microsoft.com/office/drawing/2016/5/10/chartex" xmlns:cx5="http://schemas.microsoft.com/office/drawing/2016/5/11/chartex" xmlns:cx6="http://schemas.microsoft.com/office/drawing/2016/5/12/chartex" xmlns:cx7="http://schemas.microsoft.com/office/drawing/2016/5/13/chartex" xmlns:cx8="http://schemas.microsoft.com/office/drawing/2016/5/14/chartex" xmlns:mc="http://schemas.openxmlformats.org/markup-compatibility/2006" xmlns:aink="http://schemas.microsoft.com/office/drawing/2016/ink" xmlns:am3d="http://schemas.microsoft.com/office/drawing/2017/model3d" xmlns:o="urn:schemas-microsoft-com:office:office" xmlns:oel="http://schemas.microsoft.com/office/2019/extlst" xmlns:r="http://schemas.openxmlformats.org/officeDocument/2006/relationships" xmlns:m="http://schemas.openxmlformats.org/officeDocument/2006/math" xmlns:v="urn:schemas-microsoft-com:vml" xmlns:wp14="http://schemas.microsoft.com/office/word/2010/wordprocessingDrawing" xmlns:wp="http://schemas.openxmlformats.org/drawingml/2006/wordprocessingDrawing" xmlns:w10="urn:schemas-microsoft-com:office:word" xmlns:w="http://schemas.openxmlformats.org/wordprocessingml/2006/main" xmlns:w14="http://schemas.microsoft.com/office/word/2010/wordml" xmlns:w15="http://schemas.microsoft.com/office/word/2012/wordml" xmlns:w16cex="http://schemas.microsoft.com/office/word/2018/wordml/cex" xmlns:w16cid="http://schemas.microsoft.com/office/word/2016/wordml/cid" xmlns:w16="http://schemas.microsoft.com/office/word/2018/wordml" xmlns:w16du="http://schemas.microsoft.com/office/word/2023/wordml/word16du" xmlns:w16sdtdh="http://schemas.microsoft.com/office/word/2020/wordml/sdtdatahash" xmlns:w16sdtfl="http://schemas.microsoft.com/office/word/2024/wordml/sdtformatlock" xmlns:w16se="http://schemas.microsoft.com/office/word/2015/wordml/symex" xmlns:wpg="http://schemas.microsoft.com/office/word/2010/wordprocessingGroup" xmlns:wpi="http://schemas.microsoft.com/office/word/2010/wordprocessingInk" xmlns:wne="http://schemas.microsoft.com/office/word/2006/wordml" xmlns:wps="http://schemas.microsoft.com/office/word/2010/wordprocessingShape" mc:Ignorable="w14 w15 w16se w16cid w16 w16cex w16sdtdh w16sdtfl w16du wp14">
   <w:abstractNum w:abstractNumId="0" w15:restartNumberingAfterBreak="0">
+    <w:nsid w:val="04696243"/>
+    <w:multiLevelType w:val="hybridMultilevel"/>
+    <w:tmpl w:val="EE942452"/>
+    <w:lvl w:ilvl="0" w:tplc="04090001">
+      <w:start w:val="1"/>
+      <w:numFmt w:val="bullet"/>
+      <w:lvlText w:val=""/>
+      <w:lvlJc w:val="left"/>
+      <w:pPr>
+        <w:ind w:left="2880" w:hanging="360"/>
+      </w:pPr>
+      <w:rPr>
+        <w:rFonts w:ascii="Symbol" w:hAnsi="Symbol" w:hint="default"/>
+      </w:rPr>
+    </w:lvl>
+    <w:lvl w:ilvl="1" w:tplc="04090003" w:tentative="1">
+      <w:start w:val="1"/>
+      <w:numFmt w:val="bullet"/>
+      <w:lvlText w:val="o"/>
+      <w:lvlJc w:val="left"/>
+      <w:pPr>
+        <w:ind w:left="3600" w:hanging="360"/>
+      </w:pPr>
+      <w:rPr>
+        <w:rFonts w:ascii="Courier New" w:hAnsi="Courier New" w:cs="Courier New" w:hint="default"/>
+      </w:rPr>
+    </w:lvl>
+    <w:lvl w:ilvl="2" w:tplc="04090005" w:tentative="1">
+      <w:start w:val="1"/>
+      <w:numFmt w:val="bullet"/>
+      <w:lvlText w:val=""/>
+      <w:lvlJc w:val="left"/>
+      <w:pPr>
+        <w:ind w:left="4320" w:hanging="360"/>
+      </w:pPr>
+      <w:rPr>
+        <w:rFonts w:ascii="Wingdings" w:hAnsi="Wingdings" w:hint="default"/>
+      </w:rPr>
+    </w:lvl>
+    <w:lvl w:ilvl="3" w:tplc="04090001" w:tentative="1">
+      <w:start w:val="1"/>
+      <w:numFmt w:val="bullet"/>
+      <w:lvlText w:val=""/>
+      <w:lvlJc w:val="left"/>
+      <w:pPr>
+        <w:ind w:left="5040" w:hanging="360"/>
+      </w:pPr>
+      <w:rPr>
+        <w:rFonts w:ascii="Symbol" w:hAnsi="Symbol" w:hint="default"/>
+      </w:rPr>
+    </w:lvl>
+    <w:lvl w:ilvl="4" w:tplc="04090003" w:tentative="1">
+      <w:start w:val="1"/>
+      <w:numFmt w:val="bullet"/>
+      <w:lvlText w:val="o"/>
+      <w:lvlJc w:val="left"/>
+      <w:pPr>
+        <w:ind w:left="5760" w:hanging="360"/>
+      </w:pPr>
+      <w:rPr>
+        <w:rFonts w:ascii="Courier New" w:hAnsi="Courier New" w:cs="Courier New" w:hint="default"/>
+      </w:rPr>
+    </w:lvl>
+    <w:lvl w:ilvl="5" w:tplc="04090005" w:tentative="1">
+      <w:start w:val="1"/>
+      <w:numFmt w:val="bullet"/>
+      <w:lvlText w:val=""/>
+      <w:lvlJc w:val="left"/>
+      <w:pPr>
+        <w:ind w:left="6480" w:hanging="360"/>
+      </w:pPr>
+      <w:rPr>
+        <w:rFonts w:ascii="Wingdings" w:hAnsi="Wingdings" w:hint="default"/>
+      </w:rPr>
+    </w:lvl>
+    <w:lvl w:ilvl="6" w:tplc="04090001" w:tentative="1">
+      <w:start w:val="1"/>
+      <w:numFmt w:val="bullet"/>
+      <w:lvlText w:val=""/>
+      <w:lvlJc w:val="left"/>
+      <w:pPr>
+        <w:ind w:left="7200" w:hanging="360"/>
+      </w:pPr>
+      <w:rPr>
+        <w:rFonts w:ascii="Symbol" w:hAnsi="Symbol" w:hint="default"/>
+      </w:rPr>
+    </w:lvl>
+    <w:lvl w:ilvl="7" w:tplc="04090003" w:tentative="1">
+      <w:start w:val="1"/>
+      <w:numFmt w:val="bullet"/>
+      <w:lvlText w:val="o"/>
+      <w:lvlJc w:val="left"/>
+      <w:pPr>
+        <w:ind w:left="7920" w:hanging="360"/>
+      </w:pPr>
+      <w:rPr>
+        <w:rFonts w:ascii="Courier New" w:hAnsi="Courier New" w:cs="Courier New" w:hint="default"/>
+      </w:rPr>
+    </w:lvl>
+    <w:lvl w:ilvl="8" w:tplc="04090005" w:tentative="1">
+      <w:start w:val="1"/>
+      <w:numFmt w:val="bullet"/>
+      <w:lvlText w:val=""/>
+      <w:lvlJc w:val="left"/>
+      <w:pPr>
+        <w:ind w:left="8640" w:hanging="360"/>
+      </w:pPr>
+      <w:rPr>
+        <w:rFonts w:ascii="Wingdings" w:hAnsi="Wingdings" w:hint="default"/>
+      </w:rPr>
+    </w:lvl>
+  </w:abstractNum>
+  <w:abstractNum w:abstractNumId="1" w15:restartNumberingAfterBreak="0">
     <w:nsid w:val="09582EED"/>
     <w:multiLevelType w:val="hybridMultilevel"/>
     <w:tmpl w:val="E7E4C27A"/>
@@ -2017,7 +3085,7 @@
       </w:pPr>
     </w:lvl>
   </w:abstractNum>
-  <w:abstractNum w:abstractNumId="1" w15:restartNumberingAfterBreak="0">
+  <w:abstractNum w:abstractNumId="2" w15:restartNumberingAfterBreak="0">
     <w:nsid w:val="186A555E"/>
     <w:multiLevelType w:val="hybridMultilevel"/>
     <w:tmpl w:val="EC006D74"/>
@@ -2106,7 +3174,7 @@
       </w:pPr>
     </w:lvl>
   </w:abstractNum>
-  <w:abstractNum w:abstractNumId="2" w15:restartNumberingAfterBreak="0">
+  <w:abstractNum w:abstractNumId="3" w15:restartNumberingAfterBreak="0">
     <w:nsid w:val="19632EB5"/>
     <w:multiLevelType w:val="hybridMultilevel"/>
     <w:tmpl w:val="EC006D74"/>
@@ -2195,7 +3263,7 @@
       </w:pPr>
     </w:lvl>
   </w:abstractNum>
-  <w:abstractNum w:abstractNumId="3" w15:restartNumberingAfterBreak="0">
+  <w:abstractNum w:abstractNumId="4" w15:restartNumberingAfterBreak="0">
     <w:nsid w:val="1E86245B"/>
     <w:multiLevelType w:val="hybridMultilevel"/>
     <w:tmpl w:val="4D74D388"/>
@@ -2211,7 +3279,7 @@
         <w:rFonts w:hint="default"/>
       </w:rPr>
     </w:lvl>
-    <w:lvl w:ilvl="1" w:tplc="04090019" w:tentative="1">
+    <w:lvl w:ilvl="1" w:tplc="04090019">
       <w:start w:val="1"/>
       <w:numFmt w:val="lowerLetter"/>
       <w:lvlText w:val="%2."/>
@@ -2220,7 +3288,7 @@
         <w:ind w:left="1440" w:hanging="360"/>
       </w:pPr>
     </w:lvl>
-    <w:lvl w:ilvl="2" w:tplc="0409001B" w:tentative="1">
+    <w:lvl w:ilvl="2" w:tplc="0409001B">
       <w:start w:val="1"/>
       <w:numFmt w:val="lowerRoman"/>
       <w:lvlText w:val="%3."/>
@@ -2284,7 +3352,156 @@
       </w:pPr>
     </w:lvl>
   </w:abstractNum>
-  <w:abstractNum w:abstractNumId="4" w15:restartNumberingAfterBreak="0">
+  <w:abstractNum w:abstractNumId="5" w15:restartNumberingAfterBreak="0">
+    <w:nsid w:val="5A77511F"/>
+    <w:multiLevelType w:val="multilevel"/>
+    <w:tmpl w:val="AE7E9616"/>
+    <w:lvl w:ilvl="0">
+      <w:start w:val="1"/>
+      <w:numFmt w:val="bullet"/>
+      <w:lvlText w:val=""/>
+      <w:lvlJc w:val="left"/>
+      <w:pPr>
+        <w:tabs>
+          <w:tab w:val="num" w:pos="720"/>
+        </w:tabs>
+        <w:ind w:left="720" w:hanging="360"/>
+      </w:pPr>
+      <w:rPr>
+        <w:rFonts w:ascii="Symbol" w:hAnsi="Symbol" w:hint="default"/>
+        <w:sz w:val="20"/>
+      </w:rPr>
+    </w:lvl>
+    <w:lvl w:ilvl="1" w:tentative="1">
+      <w:start w:val="1"/>
+      <w:numFmt w:val="bullet"/>
+      <w:lvlText w:val="o"/>
+      <w:lvlJc w:val="left"/>
+      <w:pPr>
+        <w:tabs>
+          <w:tab w:val="num" w:pos="1440"/>
+        </w:tabs>
+        <w:ind w:left="1440" w:hanging="360"/>
+      </w:pPr>
+      <w:rPr>
+        <w:rFonts w:ascii="Courier New" w:hAnsi="Courier New" w:hint="default"/>
+        <w:sz w:val="20"/>
+      </w:rPr>
+    </w:lvl>
+    <w:lvl w:ilvl="2" w:tentative="1">
+      <w:start w:val="1"/>
+      <w:numFmt w:val="bullet"/>
+      <w:lvlText w:val=""/>
+      <w:lvlJc w:val="left"/>
+      <w:pPr>
+        <w:tabs>
+          <w:tab w:val="num" w:pos="2160"/>
+        </w:tabs>
+        <w:ind w:left="2160" w:hanging="360"/>
+      </w:pPr>
+      <w:rPr>
+        <w:rFonts w:ascii="Wingdings" w:hAnsi="Wingdings" w:hint="default"/>
+        <w:sz w:val="20"/>
+      </w:rPr>
+    </w:lvl>
+    <w:lvl w:ilvl="3" w:tentative="1">
+      <w:start w:val="1"/>
+      <w:numFmt w:val="bullet"/>
+      <w:lvlText w:val=""/>
+      <w:lvlJc w:val="left"/>
+      <w:pPr>
+        <w:tabs>
+          <w:tab w:val="num" w:pos="2880"/>
+        </w:tabs>
+        <w:ind w:left="2880" w:hanging="360"/>
+      </w:pPr>
+      <w:rPr>
+        <w:rFonts w:ascii="Wingdings" w:hAnsi="Wingdings" w:hint="default"/>
+        <w:sz w:val="20"/>
+      </w:rPr>
+    </w:lvl>
+    <w:lvl w:ilvl="4" w:tentative="1">
+      <w:start w:val="1"/>
+      <w:numFmt w:val="bullet"/>
+      <w:lvlText w:val=""/>
+      <w:lvlJc w:val="left"/>
+      <w:pPr>
+        <w:tabs>
+          <w:tab w:val="num" w:pos="3600"/>
+        </w:tabs>
+        <w:ind w:left="3600" w:hanging="360"/>
+      </w:pPr>
+      <w:rPr>
+        <w:rFonts w:ascii="Wingdings" w:hAnsi="Wingdings" w:hint="default"/>
+        <w:sz w:val="20"/>
+      </w:rPr>
+    </w:lvl>
+    <w:lvl w:ilvl="5" w:tentative="1">
+      <w:start w:val="1"/>
+      <w:numFmt w:val="bullet"/>
+      <w:lvlText w:val=""/>
+      <w:lvlJc w:val="left"/>
+      <w:pPr>
+        <w:tabs>
+          <w:tab w:val="num" w:pos="4320"/>
+        </w:tabs>
+        <w:ind w:left="4320" w:hanging="360"/>
+      </w:pPr>
+      <w:rPr>
+        <w:rFonts w:ascii="Wingdings" w:hAnsi="Wingdings" w:hint="default"/>
+        <w:sz w:val="20"/>
+      </w:rPr>
+    </w:lvl>
+    <w:lvl w:ilvl="6" w:tentative="1">
+      <w:start w:val="1"/>
+      <w:numFmt w:val="bullet"/>
+      <w:lvlText w:val=""/>
+      <w:lvlJc w:val="left"/>
+      <w:pPr>
+        <w:tabs>
+          <w:tab w:val="num" w:pos="5040"/>
+        </w:tabs>
+        <w:ind w:left="5040" w:hanging="360"/>
+      </w:pPr>
+      <w:rPr>
+        <w:rFonts w:ascii="Wingdings" w:hAnsi="Wingdings" w:hint="default"/>
+        <w:sz w:val="20"/>
+      </w:rPr>
+    </w:lvl>
+    <w:lvl w:ilvl="7" w:tentative="1">
+      <w:start w:val="1"/>
+      <w:numFmt w:val="bullet"/>
+      <w:lvlText w:val=""/>
+      <w:lvlJc w:val="left"/>
+      <w:pPr>
+        <w:tabs>
+          <w:tab w:val="num" w:pos="5760"/>
+        </w:tabs>
+        <w:ind w:left="5760" w:hanging="360"/>
+      </w:pPr>
+      <w:rPr>
+        <w:rFonts w:ascii="Wingdings" w:hAnsi="Wingdings" w:hint="default"/>
+        <w:sz w:val="20"/>
+      </w:rPr>
+    </w:lvl>
+    <w:lvl w:ilvl="8" w:tentative="1">
+      <w:start w:val="1"/>
+      <w:numFmt w:val="bullet"/>
+      <w:lvlText w:val=""/>
+      <w:lvlJc w:val="left"/>
+      <w:pPr>
+        <w:tabs>
+          <w:tab w:val="num" w:pos="6480"/>
+        </w:tabs>
+        <w:ind w:left="6480" w:hanging="360"/>
+      </w:pPr>
+      <w:rPr>
+        <w:rFonts w:ascii="Wingdings" w:hAnsi="Wingdings" w:hint="default"/>
+        <w:sz w:val="20"/>
+      </w:rPr>
+    </w:lvl>
+  </w:abstractNum>
+  <w:abstractNum w:abstractNumId="6" w15:restartNumberingAfterBreak="0">
     <w:nsid w:val="6BA03537"/>
     <w:multiLevelType w:val="hybridMultilevel"/>
     <w:tmpl w:val="5F54820C"/>
@@ -2373,7 +3590,7 @@
       </w:pPr>
     </w:lvl>
   </w:abstractNum>
-  <w:abstractNum w:abstractNumId="5" w15:restartNumberingAfterBreak="0">
+  <w:abstractNum w:abstractNumId="7" w15:restartNumberingAfterBreak="0">
     <w:nsid w:val="77541908"/>
     <w:multiLevelType w:val="hybridMultilevel"/>
     <w:tmpl w:val="CA84DE42"/>
@@ -2463,21 +3680,27 @@
     </w:lvl>
   </w:abstractNum>
   <w:num w:numId="1" w16cid:durableId="959801463">
+    <w:abstractNumId w:val="3"/>
+  </w:num>
+  <w:num w:numId="2" w16cid:durableId="412749084">
+    <w:abstractNumId w:val="4"/>
+  </w:num>
+  <w:num w:numId="3" w16cid:durableId="1999725762">
+    <w:abstractNumId w:val="7"/>
+  </w:num>
+  <w:num w:numId="4" w16cid:durableId="452984845">
+    <w:abstractNumId w:val="6"/>
+  </w:num>
+  <w:num w:numId="5" w16cid:durableId="796028741">
     <w:abstractNumId w:val="2"/>
   </w:num>
-  <w:num w:numId="2" w16cid:durableId="412749084">
-    <w:abstractNumId w:val="3"/>
+  <w:num w:numId="6" w16cid:durableId="1460995331">
+    <w:abstractNumId w:val="1"/>
   </w:num>
-  <w:num w:numId="3" w16cid:durableId="1999725762">
+  <w:num w:numId="7" w16cid:durableId="759328316">
     <w:abstractNumId w:val="5"/>
   </w:num>
-  <w:num w:numId="4" w16cid:durableId="452984845">
-    <w:abstractNumId w:val="4"/>
-  </w:num>
-  <w:num w:numId="5" w16cid:durableId="796028741">
-    <w:abstractNumId w:val="1"/>
-  </w:num>
-  <w:num w:numId="6" w16cid:durableId="1460995331">
+  <w:num w:numId="8" w16cid:durableId="183903490">
     <w:abstractNumId w:val="0"/>
   </w:num>
 </w:numbering>
@@ -3086,7 +4309,6 @@
   <w:style w:type="character" w:default="1" w:styleId="DefaultParagraphFont">
     <w:name w:val="Default Paragraph Font"/>
     <w:uiPriority w:val="1"/>
-    <w:semiHidden/>
     <w:unhideWhenUsed/>
   </w:style>
   <w:style w:type="table" w:default="1" w:styleId="TableNormal">
@@ -3435,10 +4657,96 @@
       <w:u w:val="single"/>
     </w:rPr>
   </w:style>
+  <w:style w:type="paragraph" w:styleId="HTMLPreformatted">
+    <w:name w:val="HTML Preformatted"/>
+    <w:basedOn w:val="Normal"/>
+    <w:link w:val="HTMLPreformattedChar"/>
+    <w:uiPriority w:val="99"/>
+    <w:semiHidden/>
+    <w:unhideWhenUsed/>
+    <w:rsid w:val="00716D46"/>
+    <w:pPr>
+      <w:spacing w:after="0" w:line="240" w:lineRule="auto"/>
+    </w:pPr>
+    <w:rPr>
+      <w:rFonts w:ascii="Consolas" w:hAnsi="Consolas" w:cs="Consolas"/>
+      <w:sz w:val="20"/>
+      <w:szCs w:val="20"/>
+    </w:rPr>
+  </w:style>
+  <w:style w:type="character" w:customStyle="1" w:styleId="HTMLPreformattedChar">
+    <w:name w:val="HTML Preformatted Char"/>
+    <w:basedOn w:val="DefaultParagraphFont"/>
+    <w:link w:val="HTMLPreformatted"/>
+    <w:uiPriority w:val="99"/>
+    <w:semiHidden/>
+    <w:rsid w:val="00716D46"/>
+    <w:rPr>
+      <w:rFonts w:ascii="Consolas" w:hAnsi="Consolas" w:cs="Consolas"/>
+      <w:sz w:val="20"/>
+      <w:szCs w:val="20"/>
+    </w:rPr>
+  </w:style>
 </w:styles>
 </file>
 
 <file path=word/ink/ink1.xml><?xml version="1.0" encoding="utf-8"?>
+<inkml:ink xmlns:inkml="http://www.w3.org/2003/InkML">
+  <inkml:definitions>
+    <inkml:context xml:id="ctx0">
+      <inkml:inkSource xml:id="inkSrc0">
+        <inkml:traceFormat>
+          <inkml:channel name="X" type="integer" min="-2.14748E9" max="2.14748E9" units="cm"/>
+          <inkml:channel name="Y" type="integer" min="-2.14748E9" max="2.14748E9" units="cm"/>
+          <inkml:channel name="F" type="integer" max="32767" units="dev"/>
+        </inkml:traceFormat>
+        <inkml:channelProperties>
+          <inkml:channelProperty channel="X" name="resolution" value="1000" units="1/cm"/>
+          <inkml:channelProperty channel="Y" name="resolution" value="1000" units="1/cm"/>
+          <inkml:channelProperty channel="F" name="resolution" value="0" units="1/dev"/>
+        </inkml:channelProperties>
+      </inkml:inkSource>
+      <inkml:timestamp xml:id="ts0" timeString="2025-09-21T05:56:31.120"/>
+    </inkml:context>
+    <inkml:brush xml:id="br0">
+      <inkml:brushProperty name="width" value="0.035" units="cm"/>
+      <inkml:brushProperty name="height" value="0.035" units="cm"/>
+      <inkml:brushProperty name="color" value="#E71224"/>
+    </inkml:brush>
+  </inkml:definitions>
+  <inkml:trace contextRef="#ctx0" brushRef="#br0">145 253 24575,'17'0'0,"9"-2"0,13-7 0,12-5 0,7-5 0,6-4 0,4 3 0,2 1 0,4 1 0,4 2 0,3 0 0,-4 0 0,-8 0 0,-13 6 0,-14 1 0,-7 4 0,1 1 0,7-2 0,8 0 0,0 0 0,-5 1 0,-11 3 0,-10 1 0,3 1 0,9 0 0,17 0 0,10-1 0,4-1 0,-3-1 0,-7 0 0,3 2 0,6 1 0,7 0 0,3 0 0,-5 0 0,-6 0 0,-6 0 0,2 0 0,2 0 0,4 0 0,2 2 0,-4 3 0,-5 1 0,-3 3 0,-3 0 0,0 2 0,0 3 0,0 3 0,-2 2 0,-2-1 0,-5 1 0,-4-1 0,-2 0 0,1 0 0,1 0 0,3 0 0,1 0 0,0 1 0,-1-1 0,-7 0 0,-5-1 0,-8 1 0,-2 0 0,-2 3 0,-2 3 0,0 3 0,0 3 0,0-1 0,1 2 0,-1 3 0,-1 4 0,-2 3 0,-3 2 0,-3-5 0,-4-7 0,-2-7 0,-2-9 0,-1-4 0,-1 1 0,0 0 0,-2 3 0,-2 0 0,-3-3 0,-3-3 0,-4 1 0,-7 2 0,-11 5 0,-7 3 0,-3 1 0,2-1 0,5-3 0,0-3 0,-8-1 0,-13 2 0,-13 3 0,-5 2 0,6-2 0,9-4 0,3-3 0,-5-2 0,-15 2 0,-13 1 0,-10 1 0,48-7 0,0-1 0,-46 1 0,5-3 0,7-3 0,7 0 0,1 0 0,-1 1 0,-5 4 0,-7 3 0,0 2 0,7 1 0,14-3 0,17-4 0,11-1 0,0-3 0,-10 0 0,-13 0 0,-11 0 0,-5 0 0,0 0 0,5 0 0,8 0 0,5 0 0,7 0 0,5-5 0,-2-4 0,0-8 0,-3-4 0,3-1 0,5 1 0,6 3 0,6 1 0,1-1 0,3 1 0,0 0 0,0-1 0,-1-1 0,-4-1 0,0 0 0,1 0 0,5 5 0,7 1 0,4 3 0,3 2 0,1 1 0,3 0 0,0 0 0,0-1 0,-4-3 0,-3-2 0,1-1 0,3 2 0,4 1 0,4 0 0,3 0 0,3 0 0,1 2 0,0 0 0,-1 2 0,1 1 0,0-3 0,0-4 0,0-5 0,2-6 0,1 0 0,1 2 0,0 6 0,0 6 0,0 2 0,2 2 0,0 0 0,-1 0 0,0 0 0,1 3 0,-1 0 0,0 0 0,-2 2 0,0-4 0,5-2 0,1-4 0,3-1 0,-1 2 0,-1 2 0,-2 3 0,-3 1 0,0-2 0,3-5 0,2-6 0,4-2 0,0 1 0,-2 5 0,-4 5 0,-3 2 0,-1 0 0,1-1 0,1-1 0,1 1 0,1-1 0,2-1 0,4-2 0,3 1 0,0 1 0,-4 3 0,-4 2 0,-1-2 0,2-1 0,6 1 0,2 1 0,-7 4 0,-1 2 0</inkml:trace>
+</inkml:ink>
+</file>
+
+<file path=word/ink/ink2.xml><?xml version="1.0" encoding="utf-8"?>
+<inkml:ink xmlns:inkml="http://www.w3.org/2003/InkML">
+  <inkml:definitions>
+    <inkml:context xml:id="ctx0">
+      <inkml:inkSource xml:id="inkSrc0">
+        <inkml:traceFormat>
+          <inkml:channel name="X" type="integer" min="-2.14748E9" max="2.14748E9" units="cm"/>
+          <inkml:channel name="Y" type="integer" min="-2.14748E9" max="2.14748E9" units="cm"/>
+          <inkml:channel name="F" type="integer" max="32767" units="dev"/>
+        </inkml:traceFormat>
+        <inkml:channelProperties>
+          <inkml:channelProperty channel="X" name="resolution" value="1000" units="1/cm"/>
+          <inkml:channelProperty channel="Y" name="resolution" value="1000" units="1/cm"/>
+          <inkml:channelProperty channel="F" name="resolution" value="0" units="1/dev"/>
+        </inkml:channelProperties>
+      </inkml:inkSource>
+      <inkml:timestamp xml:id="ts0" timeString="2025-09-21T05:55:46.575"/>
+    </inkml:context>
+    <inkml:brush xml:id="br0">
+      <inkml:brushProperty name="width" value="0.035" units="cm"/>
+      <inkml:brushProperty name="height" value="0.035" units="cm"/>
+      <inkml:brushProperty name="color" value="#E71224"/>
+    </inkml:brush>
+  </inkml:definitions>
+  <inkml:trace contextRef="#ctx0" brushRef="#br0">894 203 24575,'37'0'0,"54"0"0,-17 0 0,9 0 0,-16 0 0,3 0 0,5 0 0,-1 0 0,4 0 0,2 0 0,-1 0-434,1 0 0,1 0 1,-1 0-1,0 0 434,-3 0 0,0 0 0,-1 0 0,-2 0 0,19 0 0,-2 0 0,-7 0 189,9-1 1,-6-1-190,-2-1 0,-1-1 0,-3 0 0,-2-2 0,-3 1 0,-2 1 0,-3 0 0,-1 2 0,2 0 0,0 1 656,-1 0 1,0 0-657,-1-1 0,1 0 21,-2 1 1,-1-1-22,-2 0 0,-1 0 0,1 0 0,0 1 0,0-1 0,-1 1 0,-1-2 0,-1 0 0,-2 2 0,0-1 0,-3 0 0,1 1 0,1-1 0,0 1 0,4 1 0,2 0 0,5 0 0,1 0 0,2 0 0,-1 0 0,1 0 0,-1 0 0,-3 0 0,-1 0 0,-5 1 0,-1 1 0,-4 0 0,-1 1 0,40 7 0,-10 5 0,-9 3 0,-2 2 0,0 1 0,-6 3 0,-5 2 0,-6 6 0,-5 4 0,-1 4 0,0 5 0,-1 0 0,1 1 0,2 1 0,4 2 0,7 3 0,-2 0 0,-1 0 0,-7-1 0,-9-2 0,-5 2 0,-8 1 0,-6 6 0,-6 9 0,-5 7 0,-8 10 0,-5 4 0,-3-7 0,-2-11 0,0-17 0,0-11 0,-1-1 0,-7 4 0,-6 3 0,-7-4 0,0-9 0,-1-9 0,-11-1 0,-31 16 0,16-9 0,-4 2 0,-11 8 0,-2 2 0,-3 3 0,1 0 0,8-7 0,4-2 0,11-8 0,3-3 0,-17 7 0,7-17 0,-29-10 0,18-3 0,-6 0 0,-14 3 0,-3 0 0,-9 3 0,0 0 0,5 0 0,4-1 0,9-1 0,3-4 0,6-3 0,1-5 0,4-6 0,0-4 0,-3-4 0,-2-1 0,-9-3 0,-2 1 0,-4 4 0,-1 3 0,-2 4 0,0 2 0,0 2 0,1 1 0,4-2 0,2-2 0,1-3 0,2-3 0,5-3 0,2-3 0,1-3 0,0-3 0,-2 0 0,0 1 0,-4 1 0,-2 3 0,-4 2 0,-2 4 0,0 4 0,0 3 0,3 1 0,3 3 0,8 1 0,4 1 0,9 0 0,2 2 0,-34-2 0,5 3 0,-5 0 0,-2 0 0,-3 0 0,0 0 0,0 0 0,3 0 0,2 0 0,8 0 0,4 2 0,-1 3 0,-6 3 0,-4 2 0,1 0 0,10 0 0,16-3 0,10-3 0,1-2 0,-10-2 0,-8 0 0,-6 0 0,3 0 0,6 0 0,4 0 0,0-1 0,-7-2 0,-3-4 0,0-3 0,4-3 0,3-1 0,6-2 0,2-4 0,1-4 0,-1-4 0,-6-9 0,-3-4 0,0-4 0,3-1 0,12 3 0,7 0 0,9-1 0,8 0 0,6-2 0,7 2 0,5 1 0,3-1 0,2-3 0,0-8 0,0-6 0,3-2 0,3 1 0,4 4 0,6 1 0,5-2 0,8-3 0,4 3 0,3 4 0,-3 10 0,-4 9 0,1 0 0,8-2 0,11-14 0,10-12 0,3-3 0,-8 6 0,-13 12 0,-11 14 0,-4 7 0,5 0 0,11-2 0,8-2 0,5 2 0,-1 6 0,-2 7 0,-2 8 0,1 5 0,0 4 0,-1 0 0,-3 0 0,-6 0 0,0 4 0,-5 3 0,-1 4 0,-4 4 0,-4 1 0,-1 0 0,-1 1 0,1 0 0,4 0 0,1-2 0,-1-2 0,-13-7 0,-6-2 0</inkml:trace>
+</inkml:ink>
+</file>
+
+<file path=word/ink/ink3.xml><?xml version="1.0" encoding="utf-8"?>
 <inkml:ink xmlns:inkml="http://www.w3.org/2003/InkML">
   <inkml:definitions>
     <inkml:context xml:id="ctx0">

--- a/Corvus_installation_instructions.docx
+++ b/Corvus_installation_instructions.docx
@@ -272,7 +272,7 @@
           </mc:Choice>
           <mc:Fallback>
             <w:pict>
-              <v:shapetype w14:anchorId="18344D4D" id="_x0000_t75" coordsize="21600,21600" o:spt="75" o:preferrelative="t" path="m@4@5l@4@11@9@11@9@5xe" filled="f" stroked="f">
+              <v:shapetype w14:anchorId="1495DF85" id="_x0000_t75" coordsize="21600,21600" o:spt="75" o:preferrelative="t" path="m@4@5l@4@11@9@11@9@5xe" filled="f" stroked="f">
                 <v:stroke joinstyle="miter"/>
                 <v:formulas>
                   <v:f eqn="if lineDrawn pixelLineWidth 0"/>
@@ -959,7 +959,7 @@
           </mc:Choice>
           <mc:Fallback>
             <w:pict>
-              <v:shape w14:anchorId="3D5D28BB" id="Ink 3" o:spid="_x0000_s1026" type="#_x0000_t75" style="position:absolute;margin-left:65.65pt;margin-top:81.35pt;width:206.65pt;height:69.25pt;z-index:251660288;visibility:visible;mso-wrap-style:square;mso-wrap-distance-left:9pt;mso-wrap-distance-top:0;mso-wrap-distance-right:9pt;mso-wrap-distance-bottom:0;mso-position-horizontal:absolute;mso-position-horizontal-relative:text;mso-position-vertical:absolute;mso-position-vertical-relative:text" o:gfxdata="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">
+              <v:shape w14:anchorId="68321123" id="Ink 3" o:spid="_x0000_s1026" type="#_x0000_t75" style="position:absolute;margin-left:65.65pt;margin-top:81.35pt;width:206.65pt;height:69.25pt;z-index:251660288;visibility:visible;mso-wrap-style:square;mso-wrap-distance-left:9pt;mso-wrap-distance-top:0;mso-wrap-distance-right:9pt;mso-wrap-distance-bottom:0;mso-position-horizontal:absolute;mso-position-horizontal-relative:text;mso-position-vertical:absolute;mso-position-vertical-relative:text" o:gfxdata="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">
                 <v:imagedata r:id="rId13" o:title=""/>
               </v:shape>
             </w:pict>
@@ -1121,7 +1121,7 @@
           </mc:Choice>
           <mc:Fallback>
             <w:pict>
-              <v:shape w14:anchorId="0EC236C0" id="Ink 2" o:spid="_x0000_s1026" type="#_x0000_t75" style="position:absolute;margin-left:166.4pt;margin-top:62.15pt;width:139.2pt;height:47.4pt;z-index:251659264;visibility:visible;mso-wrap-style:square;mso-wrap-distance-left:9pt;mso-wrap-distance-top:0;mso-wrap-distance-right:9pt;mso-wrap-distance-bottom:0;mso-position-horizontal:absolute;mso-position-horizontal-relative:text;mso-position-vertical:absolute;mso-position-vertical-relative:text" o:gfxdata="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">
+              <v:shape w14:anchorId="6B848765" id="Ink 2" o:spid="_x0000_s1026" type="#_x0000_t75" style="position:absolute;margin-left:166.4pt;margin-top:62.15pt;width:139.2pt;height:47.4pt;z-index:251659264;visibility:visible;mso-wrap-style:square;mso-wrap-distance-left:9pt;mso-wrap-distance-top:0;mso-wrap-distance-right:9pt;mso-wrap-distance-bottom:0;mso-position-horizontal:absolute;mso-position-horizontal-relative:text;mso-position-vertical:absolute;mso-position-vertical-relative:text" o:gfxdata="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">
                 <v:imagedata r:id="rId16" o:title=""/>
               </v:shape>
             </w:pict>
@@ -1480,7 +1480,14 @@
           <w:bCs/>
         </w:rPr>
         <w:lastRenderedPageBreak/>
-        <w:t xml:space="preserve">Running </w:t>
+        <w:t>Activate the</w:t>
+      </w:r>
+      <w:r>
+        <w:rPr>
+          <w:b/>
+          <w:bCs/>
+        </w:rPr>
+        <w:t xml:space="preserve"> </w:t>
       </w:r>
       <w:proofErr w:type="spellStart"/>
       <w:r>
@@ -1491,6 +1498,13 @@
         <w:t>corvus</w:t>
       </w:r>
       <w:proofErr w:type="spellEnd"/>
+      <w:r>
+        <w:rPr>
+          <w:b/>
+          <w:bCs/>
+        </w:rPr>
+        <w:t xml:space="preserve"> environment</w:t>
+      </w:r>
       <w:r>
         <w:rPr>
           <w:b/>
@@ -1587,100 +1601,35 @@
           <w:b/>
           <w:bCs/>
         </w:rPr>
-        <w:t xml:space="preserve">You should then be able to run </w:t>
+        <w:t>Standard python</w:t>
+      </w:r>
+      <w:r>
+        <w:rPr>
+          <w:b/>
+          <w:bCs/>
+        </w:rPr>
+        <w:br/>
+      </w:r>
+      <w:r>
+        <w:t xml:space="preserve">   ~\.</w:t>
       </w:r>
       <w:proofErr w:type="spellStart"/>
       <w:r>
-        <w:rPr>
-          <w:b/>
-          <w:bCs/>
-        </w:rPr>
-        <w:t>corvus</w:t>
+        <w:t>venv</w:t>
       </w:r>
       <w:proofErr w:type="spellEnd"/>
       <w:r>
-        <w:rPr>
-          <w:b/>
-          <w:bCs/>
-        </w:rPr>
-        <w:t xml:space="preserve"> from the command line</w:t>
-      </w:r>
-      <w:r>
-        <w:rPr>
-          <w:b/>
-          <w:bCs/>
-        </w:rPr>
-        <w:t xml:space="preserve"> with</w:t>
-      </w:r>
-      <w:r>
-        <w:rPr>
-          <w:b/>
-          <w:bCs/>
-        </w:rPr>
-        <w:br/>
-      </w:r>
-      <w:r>
-        <w:t xml:space="preserve">   </w:t>
-      </w:r>
-      <w:r>
-        <w:t>run-</w:t>
-      </w:r>
-      <w:proofErr w:type="spellStart"/>
-      <w:r>
-        <w:t>corvus</w:t>
-      </w:r>
-      <w:proofErr w:type="spellEnd"/>
-      <w:r>
-        <w:t xml:space="preserve"> [options]</w:t>
-      </w:r>
-      <w:r>
-        <w:br/>
-      </w:r>
-      <w:r>
-        <w:rPr>
-          <w:b/>
-          <w:bCs/>
-        </w:rPr>
-        <w:t xml:space="preserve">You can test this by </w:t>
-      </w:r>
-      <w:r>
-        <w:rPr>
-          <w:b/>
-          <w:bCs/>
-        </w:rPr>
-        <w:t>typing</w:t>
-      </w:r>
-      <w:r>
-        <w:rPr>
-          <w:b/>
-          <w:bCs/>
-        </w:rPr>
-        <w:t>:</w:t>
-      </w:r>
-      <w:r>
-        <w:br/>
-        <w:t xml:space="preserve">   run-</w:t>
-      </w:r>
-      <w:proofErr w:type="spellStart"/>
-      <w:r>
-        <w:t>corvus</w:t>
-      </w:r>
-      <w:proofErr w:type="spellEnd"/>
-      <w:r>
-        <w:t xml:space="preserve"> </w:t>
-      </w:r>
-      <w:r>
-        <w:t>--</w:t>
-      </w:r>
-      <w:r>
-        <w:t>version</w:t>
+        <w:t>\Corvus\Scripts\Activate.ps1</w:t>
+      </w:r>
+      <w:r>
+        <w:br/>
       </w:r>
     </w:p>
     <w:p>
       <w:pPr>
         <w:pStyle w:val="ListParagraph"/>
         <w:numPr>
-          <w:ilvl w:val="1"/>
+          <w:ilvl w:val="0"/>
           <w:numId w:val="5"/>
         </w:numPr>
         <w:rPr>
@@ -1688,6 +1637,98 @@
           <w:bCs/>
         </w:rPr>
       </w:pPr>
+      <w:r>
+        <w:rPr>
+          <w:b/>
+          <w:bCs/>
+        </w:rPr>
+        <w:t>Run Corvus</w:t>
+      </w:r>
+      <w:r>
+        <w:br/>
+      </w:r>
+      <w:r>
+        <w:rPr>
+          <w:b/>
+          <w:bCs/>
+        </w:rPr>
+        <w:t xml:space="preserve">You should then be able to run </w:t>
+      </w:r>
+      <w:proofErr w:type="spellStart"/>
+      <w:r>
+        <w:rPr>
+          <w:b/>
+          <w:bCs/>
+        </w:rPr>
+        <w:t>corvus</w:t>
+      </w:r>
+      <w:proofErr w:type="spellEnd"/>
+      <w:r>
+        <w:rPr>
+          <w:b/>
+          <w:bCs/>
+        </w:rPr>
+        <w:t xml:space="preserve"> from the command line</w:t>
+      </w:r>
+      <w:r>
+        <w:rPr>
+          <w:b/>
+          <w:bCs/>
+        </w:rPr>
+        <w:t xml:space="preserve"> with</w:t>
+      </w:r>
+      <w:r>
+        <w:rPr>
+          <w:b/>
+          <w:bCs/>
+        </w:rPr>
+        <w:br/>
+      </w:r>
+      <w:r>
+        <w:t xml:space="preserve">   </w:t>
+      </w:r>
+      <w:r>
+        <w:t>run-</w:t>
+      </w:r>
+      <w:proofErr w:type="spellStart"/>
+      <w:r>
+        <w:t>corvus</w:t>
+      </w:r>
+      <w:proofErr w:type="spellEnd"/>
+      <w:r>
+        <w:t xml:space="preserve"> [options]</w:t>
+      </w:r>
+      <w:r>
+        <w:br/>
+      </w:r>
+      <w:r>
+        <w:rPr>
+          <w:b/>
+          <w:bCs/>
+        </w:rPr>
+        <w:t>You can test this by typing:</w:t>
+      </w:r>
+      <w:r>
+        <w:br/>
+        <w:t xml:space="preserve">   run-</w:t>
+      </w:r>
+      <w:proofErr w:type="spellStart"/>
+      <w:r>
+        <w:t>corvus</w:t>
+      </w:r>
+      <w:proofErr w:type="spellEnd"/>
+      <w:r>
+        <w:t xml:space="preserve"> </w:t>
+      </w:r>
+      <w:r>
+        <w:t>–</w:t>
+      </w:r>
+      <w:r>
+        <w:t>version</w:t>
+      </w:r>
+      <w:r>
+        <w:br/>
+      </w:r>
       <w:r>
         <w:rPr>
           <w:b/>
